--- a/Решение.docx
+++ b/Решение.docx
@@ -1,6 +1,6 @@
 
 <file path=word/document.xml><?xml version="1.0" encoding="utf-8"?>
-<w:document xmlns:o="urn:schemas-microsoft-com:office:office" xmlns:r="http://schemas.openxmlformats.org/officeDocument/2006/relationships" xmlns:v="urn:schemas-microsoft-com:vml" xmlns:w="http://schemas.openxmlformats.org/wordprocessingml/2006/main" xmlns:w10="urn:schemas-microsoft-com:office:word" xmlns:wp="http://schemas.openxmlformats.org/drawingml/2006/wordprocessingDrawing" xmlns:pic="http://schemas.openxmlformats.org/drawingml/2006/picture" xmlns:wps="http://schemas.microsoft.com/office/word/2010/wordprocessingShape" xmlns:wpg="http://schemas.microsoft.com/office/word/2010/wordprocessingGroup" xmlns:mc="http://schemas.openxmlformats.org/markup-compatibility/2006" xmlns:wp14="http://schemas.microsoft.com/office/word/2010/wordprocessingDrawing" xmlns:w14="http://schemas.microsoft.com/office/word/2010/wordml" xmlns:w15="http://schemas.microsoft.com/office/word/2012/wordml" mc:Ignorable="w14 wp14 w15">
+<w:document xmlns:o="urn:schemas-microsoft-com:office:office" xmlns:r="http://schemas.openxmlformats.org/officeDocument/2006/relationships" xmlns:v="urn:schemas-microsoft-com:vml" xmlns:w="http://schemas.openxmlformats.org/wordprocessingml/2006/main" xmlns:w10="urn:schemas-microsoft-com:office:word" xmlns:wp="http://schemas.openxmlformats.org/drawingml/2006/wordprocessingDrawing" xmlns:wps="http://schemas.microsoft.com/office/word/2010/wordprocessingShape" xmlns:wpg="http://schemas.microsoft.com/office/word/2010/wordprocessingGroup" xmlns:mc="http://schemas.openxmlformats.org/markup-compatibility/2006" xmlns:wp14="http://schemas.microsoft.com/office/word/2010/wordprocessingDrawing" xmlns:w14="http://schemas.microsoft.com/office/word/2010/wordml" xmlns:w15="http://schemas.microsoft.com/office/word/2012/wordml" mc:Ignorable="w14 wp14 w15">
   <w:body>
     <w:p>
       <w:pPr>
@@ -51,6 +51,181 @@
           <w:szCs w:val="28"/>
         </w:rPr>
         <w:t>SWOT-анализа, определите, какие стратегии роста, конкурентные и портфельные стратегии использует и может использовать предприятие.</w:t>
+      </w:r>
+    </w:p>
+    <w:p>
+      <w:pPr>
+        <w:pStyle w:val="Normal"/>
+        <w:ind w:firstLine="708"/>
+        <w:jc w:val="both"/>
+        <w:rPr>
+          <w:rFonts w:ascii="Times New Roman" w:hAnsi="Times New Roman" w:cs="Times New Roman"/>
+          <w:sz w:val="28"/>
+          <w:szCs w:val="28"/>
+        </w:rPr>
+      </w:pPr>
+      <w:r>
+        <w:rPr>
+          <w:rFonts w:cs="Times New Roman" w:ascii="Times New Roman" w:hAnsi="Times New Roman"/>
+          <w:b/>
+          <w:bCs/>
+          <w:sz w:val="28"/>
+          <w:szCs w:val="28"/>
+        </w:rPr>
+        <w:t>Ответ</w:t>
+      </w:r>
+      <w:r>
+        <w:rPr>
+          <w:rFonts w:cs="Times New Roman" w:ascii="Times New Roman" w:hAnsi="Times New Roman"/>
+          <w:sz w:val="28"/>
+          <w:szCs w:val="28"/>
+        </w:rPr>
+        <w:t xml:space="preserve">: Компания «Код Безопасности» </w:t>
+      </w:r>
+      <w:r>
+        <w:rPr>
+          <w:rFonts w:cs="Times New Roman" w:ascii="Times New Roman" w:hAnsi="Times New Roman"/>
+          <w:b/>
+          <w:bCs/>
+          <w:sz w:val="28"/>
+          <w:szCs w:val="28"/>
+        </w:rPr>
+        <w:t>использует стратегию</w:t>
+      </w:r>
+      <w:r>
+        <w:rPr>
+          <w:rFonts w:cs="Times New Roman" w:ascii="Times New Roman" w:hAnsi="Times New Roman"/>
+          <w:sz w:val="28"/>
+          <w:szCs w:val="28"/>
+        </w:rPr>
+        <w:t xml:space="preserve"> концентрированного роста </w:t>
+      </w:r>
+      <w:r>
+        <w:rPr>
+          <w:rFonts w:cs="Times New Roman" w:ascii="Times New Roman" w:hAnsi="Times New Roman"/>
+          <w:sz w:val="28"/>
+          <w:szCs w:val="28"/>
+        </w:rPr>
+        <w:t xml:space="preserve">(стратегию усиления позиций на рынке): она развивает преимущественно один продукт (межсетевой экран) в преимущественно одном сегменте (госсектор), конкурируя с множеством других компаний. Компании </w:t>
+      </w:r>
+      <w:r>
+        <w:rPr>
+          <w:rFonts w:cs="Times New Roman" w:ascii="Times New Roman" w:hAnsi="Times New Roman"/>
+          <w:b/>
+          <w:bCs/>
+          <w:sz w:val="28"/>
+          <w:szCs w:val="28"/>
+        </w:rPr>
+        <w:t>можно рекомендовать</w:t>
+      </w:r>
+      <w:r>
+        <w:rPr>
+          <w:rFonts w:cs="Times New Roman" w:ascii="Times New Roman" w:hAnsi="Times New Roman"/>
+          <w:sz w:val="28"/>
+          <w:szCs w:val="28"/>
+        </w:rPr>
+        <w:t xml:space="preserve"> стратегию развития продукта, чтобы не потерять ключевой источник доходов, так как выявлена проблема отставания функционала, высокой конкуренции и зависимости от одного продукта. Кроме этого </w:t>
+      </w:r>
+      <w:r>
+        <w:rPr>
+          <w:rFonts w:cs="Times New Roman" w:ascii="Times New Roman" w:hAnsi="Times New Roman"/>
+          <w:b/>
+          <w:bCs/>
+          <w:sz w:val="28"/>
+          <w:szCs w:val="28"/>
+        </w:rPr>
+        <w:t>можно рекомендовать</w:t>
+      </w:r>
+      <w:r>
+        <w:rPr>
+          <w:rFonts w:cs="Times New Roman" w:ascii="Times New Roman" w:hAnsi="Times New Roman"/>
+          <w:sz w:val="28"/>
+          <w:szCs w:val="28"/>
+        </w:rPr>
+        <w:t xml:space="preserve"> стратегию развития рынка (выход на международный рынок и новые территории</w:t>
+      </w:r>
+      <w:r>
+        <w:rPr>
+          <w:rFonts w:cs="Times New Roman" w:ascii="Times New Roman" w:hAnsi="Times New Roman"/>
+          <w:sz w:val="28"/>
+          <w:szCs w:val="28"/>
+        </w:rPr>
+        <w:t>)</w:t>
+      </w:r>
+      <w:r>
+        <w:rPr>
+          <w:rFonts w:cs="Times New Roman" w:ascii="Times New Roman" w:hAnsi="Times New Roman"/>
+          <w:sz w:val="28"/>
+          <w:szCs w:val="28"/>
+        </w:rPr>
+        <w:t xml:space="preserve"> для снижения зависимости от госсектора и стратегию.</w:t>
+      </w:r>
+    </w:p>
+    <w:p>
+      <w:pPr>
+        <w:pStyle w:val="Normal"/>
+        <w:ind w:firstLine="708"/>
+        <w:jc w:val="both"/>
+        <w:rPr>
+          <w:rFonts w:ascii="Times New Roman" w:hAnsi="Times New Roman" w:cs="Times New Roman"/>
+          <w:sz w:val="28"/>
+          <w:szCs w:val="28"/>
+        </w:rPr>
+      </w:pPr>
+      <w:r>
+        <w:rPr>
+          <w:rFonts w:cs="Times New Roman" w:ascii="Times New Roman" w:hAnsi="Times New Roman"/>
+          <w:sz w:val="28"/>
+          <w:szCs w:val="28"/>
+        </w:rPr>
+        <w:t xml:space="preserve">Из конкурентных стратегий компания использует стратегию фокусирования </w:t>
+      </w:r>
+      <w:r>
+        <w:rPr>
+          <w:rFonts w:cs="Times New Roman" w:ascii="Times New Roman" w:hAnsi="Times New Roman"/>
+          <w:sz w:val="28"/>
+          <w:szCs w:val="28"/>
+        </w:rPr>
+        <w:t xml:space="preserve">(компания ориентирована на узкий сегмент: госсектор; и на специфичные продукты: СКЗИ, МСЭ) и, частично, стратегию дифференциации: наличие лицензий ФСБ и ФСТЭК в совокупности с сильной экспертизой в криптографии создает уникальность продукта. Компании можно рекомендовать усилить стратегию дифференциации: догнать и превзойти функционал конкурентов и повысить узнаваемость бренда; использовать стратегию быстрого реагирования </w:t>
+      </w:r>
+      <w:r>
+        <w:rPr>
+          <w:rFonts w:cs="Times New Roman" w:ascii="Times New Roman" w:hAnsi="Times New Roman"/>
+          <w:sz w:val="28"/>
+          <w:szCs w:val="28"/>
+        </w:rPr>
+        <w:t>(что важно ввиду быстро меняющегося рынка ИБ, давления конкурентов и частых регуляторных изменений).</w:t>
+      </w:r>
+    </w:p>
+    <w:p>
+      <w:pPr>
+        <w:pStyle w:val="Normal"/>
+        <w:ind w:firstLine="708"/>
+        <w:jc w:val="both"/>
+        <w:rPr>
+          <w:rFonts w:ascii="Times New Roman" w:hAnsi="Times New Roman" w:cs="Times New Roman"/>
+          <w:sz w:val="28"/>
+          <w:szCs w:val="28"/>
+        </w:rPr>
+      </w:pPr>
+      <w:r>
+        <w:rPr>
+          <w:rFonts w:cs="Times New Roman" w:ascii="Times New Roman" w:hAnsi="Times New Roman"/>
+          <w:sz w:val="28"/>
+          <w:szCs w:val="28"/>
+        </w:rPr>
+        <w:t xml:space="preserve"> </w:t>
+      </w:r>
+      <w:r>
+        <w:rPr>
+          <w:rFonts w:cs="Times New Roman" w:ascii="Times New Roman" w:hAnsi="Times New Roman"/>
+          <w:sz w:val="28"/>
+          <w:szCs w:val="28"/>
+        </w:rPr>
+        <w:t xml:space="preserve">Из портфельных (корпоративных) стратегий компания использует концентрированную стратегию (компания сосредоточена на одном продукте и имеет слабую диверсификацию), рекомендуемые стратегии — стратегия диверсификации (что обусловлено высоким риском зависимости от одного продукта и высокой значимостью этой проблемы). </w:t>
+      </w:r>
+      <w:r>
+        <w:br w:type="page"/>
       </w:r>
     </w:p>
     <w:p>
@@ -1082,7 +1257,7 @@
           <w:numId w:val="0"/>
         </w:numPr>
         <w:spacing w:lineRule="auto" w:line="259" w:before="0" w:after="0"/>
-        <w:ind w:hanging="0" w:start="720"/>
+        <w:ind w:hanging="0" w:left="720"/>
         <w:jc w:val="both"/>
         <w:rPr>
           <w:rFonts w:ascii="Times New Roman" w:hAnsi="Times New Roman" w:cs="Times New Roman"/>
@@ -1139,7 +1314,7 @@
           <w:numId w:val="0"/>
         </w:numPr>
         <w:spacing w:lineRule="auto" w:line="259" w:before="0" w:after="0"/>
-        <w:ind w:hanging="0" w:start="720"/>
+        <w:ind w:hanging="0" w:left="720"/>
         <w:jc w:val="both"/>
         <w:rPr>
           <w:rFonts w:ascii="Times New Roman" w:hAnsi="Times New Roman" w:cs="Times New Roman"/>
@@ -1194,6 +1369,7 @@
     <w:p>
       <w:pPr>
         <w:pStyle w:val="Normal"/>
+        <w:spacing w:before="0" w:after="200"/>
         <w:jc w:val="center"/>
         <w:rPr>
           <w:rFonts w:ascii="Times New Roman" w:hAnsi="Times New Roman" w:cs="Times New Roman"/>
@@ -1507,12 +1683,12 @@
       <w:start w:val="1"/>
       <w:numFmt w:val="decimal"/>
       <w:lvlText w:val="%1."/>
-      <w:lvlJc w:val="start"/>
+      <w:lvlJc w:val="left"/>
       <w:pPr>
         <w:tabs>
           <w:tab w:val="num" w:pos="720"/>
         </w:tabs>
-        <w:ind w:start="720" w:hanging="360"/>
+        <w:ind w:left="720" w:hanging="360"/>
       </w:pPr>
       <w:rPr/>
     </w:lvl>
@@ -1520,12 +1696,12 @@
       <w:start w:val="1"/>
       <w:numFmt w:val="decimal"/>
       <w:lvlText w:val="%2."/>
-      <w:lvlJc w:val="start"/>
+      <w:lvlJc w:val="left"/>
       <w:pPr>
         <w:tabs>
           <w:tab w:val="num" w:pos="1080"/>
         </w:tabs>
-        <w:ind w:start="1080" w:hanging="360"/>
+        <w:ind w:left="1080" w:hanging="360"/>
       </w:pPr>
       <w:rPr/>
     </w:lvl>
@@ -1533,12 +1709,12 @@
       <w:start w:val="1"/>
       <w:numFmt w:val="decimal"/>
       <w:lvlText w:val="%3."/>
-      <w:lvlJc w:val="start"/>
+      <w:lvlJc w:val="left"/>
       <w:pPr>
         <w:tabs>
           <w:tab w:val="num" w:pos="1440"/>
         </w:tabs>
-        <w:ind w:start="1440" w:hanging="360"/>
+        <w:ind w:left="1440" w:hanging="360"/>
       </w:pPr>
       <w:rPr/>
     </w:lvl>
@@ -1546,12 +1722,12 @@
       <w:start w:val="1"/>
       <w:numFmt w:val="decimal"/>
       <w:lvlText w:val="%4."/>
-      <w:lvlJc w:val="start"/>
+      <w:lvlJc w:val="left"/>
       <w:pPr>
         <w:tabs>
           <w:tab w:val="num" w:pos="1800"/>
         </w:tabs>
-        <w:ind w:start="1800" w:hanging="360"/>
+        <w:ind w:left="1800" w:hanging="360"/>
       </w:pPr>
       <w:rPr/>
     </w:lvl>
@@ -1559,12 +1735,12 @@
       <w:start w:val="1"/>
       <w:numFmt w:val="decimal"/>
       <w:lvlText w:val="%5."/>
-      <w:lvlJc w:val="start"/>
+      <w:lvlJc w:val="left"/>
       <w:pPr>
         <w:tabs>
           <w:tab w:val="num" w:pos="2160"/>
         </w:tabs>
-        <w:ind w:start="2160" w:hanging="360"/>
+        <w:ind w:left="2160" w:hanging="360"/>
       </w:pPr>
       <w:rPr/>
     </w:lvl>
@@ -1572,12 +1748,12 @@
       <w:start w:val="1"/>
       <w:numFmt w:val="decimal"/>
       <w:lvlText w:val="%6."/>
-      <w:lvlJc w:val="start"/>
+      <w:lvlJc w:val="left"/>
       <w:pPr>
         <w:tabs>
           <w:tab w:val="num" w:pos="2520"/>
         </w:tabs>
-        <w:ind w:start="2520" w:hanging="360"/>
+        <w:ind w:left="2520" w:hanging="360"/>
       </w:pPr>
       <w:rPr/>
     </w:lvl>
@@ -1585,12 +1761,12 @@
       <w:start w:val="1"/>
       <w:numFmt w:val="decimal"/>
       <w:lvlText w:val="%7."/>
-      <w:lvlJc w:val="start"/>
+      <w:lvlJc w:val="left"/>
       <w:pPr>
         <w:tabs>
           <w:tab w:val="num" w:pos="2880"/>
         </w:tabs>
-        <w:ind w:start="2880" w:hanging="360"/>
+        <w:ind w:left="2880" w:hanging="360"/>
       </w:pPr>
       <w:rPr/>
     </w:lvl>
@@ -1598,12 +1774,12 @@
       <w:start w:val="1"/>
       <w:numFmt w:val="decimal"/>
       <w:lvlText w:val="%8."/>
-      <w:lvlJc w:val="start"/>
+      <w:lvlJc w:val="left"/>
       <w:pPr>
         <w:tabs>
           <w:tab w:val="num" w:pos="3240"/>
         </w:tabs>
-        <w:ind w:start="3240" w:hanging="360"/>
+        <w:ind w:left="3240" w:hanging="360"/>
       </w:pPr>
       <w:rPr/>
     </w:lvl>
@@ -1611,12 +1787,12 @@
       <w:start w:val="1"/>
       <w:numFmt w:val="decimal"/>
       <w:lvlText w:val="%9."/>
-      <w:lvlJc w:val="start"/>
+      <w:lvlJc w:val="left"/>
       <w:pPr>
         <w:tabs>
           <w:tab w:val="num" w:pos="3600"/>
         </w:tabs>
-        <w:ind w:start="3600" w:hanging="360"/>
+        <w:ind w:left="3600" w:hanging="360"/>
       </w:pPr>
       <w:rPr/>
     </w:lvl>
@@ -1626,12 +1802,12 @@
       <w:start w:val="1"/>
       <w:numFmt w:val="decimal"/>
       <w:lvlText w:val="%1."/>
-      <w:lvlJc w:val="start"/>
+      <w:lvlJc w:val="left"/>
       <w:pPr>
         <w:tabs>
           <w:tab w:val="num" w:pos="720"/>
         </w:tabs>
-        <w:ind w:start="720" w:hanging="360"/>
+        <w:ind w:left="720" w:hanging="360"/>
       </w:pPr>
       <w:rPr/>
     </w:lvl>
@@ -1639,12 +1815,12 @@
       <w:start w:val="1"/>
       <w:numFmt w:val="decimal"/>
       <w:lvlText w:val="%2."/>
-      <w:lvlJc w:val="start"/>
+      <w:lvlJc w:val="left"/>
       <w:pPr>
         <w:tabs>
           <w:tab w:val="num" w:pos="1080"/>
         </w:tabs>
-        <w:ind w:start="1080" w:hanging="360"/>
+        <w:ind w:left="1080" w:hanging="360"/>
       </w:pPr>
       <w:rPr/>
     </w:lvl>
@@ -1652,12 +1828,12 @@
       <w:start w:val="1"/>
       <w:numFmt w:val="decimal"/>
       <w:lvlText w:val="%3."/>
-      <w:lvlJc w:val="start"/>
+      <w:lvlJc w:val="left"/>
       <w:pPr>
         <w:tabs>
           <w:tab w:val="num" w:pos="1440"/>
         </w:tabs>
-        <w:ind w:start="1440" w:hanging="360"/>
+        <w:ind w:left="1440" w:hanging="360"/>
       </w:pPr>
       <w:rPr/>
     </w:lvl>
@@ -1665,12 +1841,12 @@
       <w:start w:val="1"/>
       <w:numFmt w:val="decimal"/>
       <w:lvlText w:val="%4."/>
-      <w:lvlJc w:val="start"/>
+      <w:lvlJc w:val="left"/>
       <w:pPr>
         <w:tabs>
           <w:tab w:val="num" w:pos="1800"/>
         </w:tabs>
-        <w:ind w:start="1800" w:hanging="360"/>
+        <w:ind w:left="1800" w:hanging="360"/>
       </w:pPr>
       <w:rPr/>
     </w:lvl>
@@ -1678,12 +1854,12 @@
       <w:start w:val="1"/>
       <w:numFmt w:val="decimal"/>
       <w:lvlText w:val="%5."/>
-      <w:lvlJc w:val="start"/>
+      <w:lvlJc w:val="left"/>
       <w:pPr>
         <w:tabs>
           <w:tab w:val="num" w:pos="2160"/>
         </w:tabs>
-        <w:ind w:start="2160" w:hanging="360"/>
+        <w:ind w:left="2160" w:hanging="360"/>
       </w:pPr>
       <w:rPr/>
     </w:lvl>
@@ -1691,12 +1867,12 @@
       <w:start w:val="1"/>
       <w:numFmt w:val="decimal"/>
       <w:lvlText w:val="%6."/>
-      <w:lvlJc w:val="start"/>
+      <w:lvlJc w:val="left"/>
       <w:pPr>
         <w:tabs>
           <w:tab w:val="num" w:pos="2520"/>
         </w:tabs>
-        <w:ind w:start="2520" w:hanging="360"/>
+        <w:ind w:left="2520" w:hanging="360"/>
       </w:pPr>
       <w:rPr/>
     </w:lvl>
@@ -1704,12 +1880,12 @@
       <w:start w:val="1"/>
       <w:numFmt w:val="decimal"/>
       <w:lvlText w:val="%7."/>
-      <w:lvlJc w:val="start"/>
+      <w:lvlJc w:val="left"/>
       <w:pPr>
         <w:tabs>
           <w:tab w:val="num" w:pos="2880"/>
         </w:tabs>
-        <w:ind w:start="2880" w:hanging="360"/>
+        <w:ind w:left="2880" w:hanging="360"/>
       </w:pPr>
       <w:rPr/>
     </w:lvl>
@@ -1717,12 +1893,12 @@
       <w:start w:val="1"/>
       <w:numFmt w:val="decimal"/>
       <w:lvlText w:val="%8."/>
-      <w:lvlJc w:val="start"/>
+      <w:lvlJc w:val="left"/>
       <w:pPr>
         <w:tabs>
           <w:tab w:val="num" w:pos="3240"/>
         </w:tabs>
-        <w:ind w:start="3240" w:hanging="360"/>
+        <w:ind w:left="3240" w:hanging="360"/>
       </w:pPr>
       <w:rPr/>
     </w:lvl>
@@ -1730,12 +1906,12 @@
       <w:start w:val="1"/>
       <w:numFmt w:val="decimal"/>
       <w:lvlText w:val="%9."/>
-      <w:lvlJc w:val="start"/>
+      <w:lvlJc w:val="left"/>
       <w:pPr>
         <w:tabs>
           <w:tab w:val="num" w:pos="3600"/>
         </w:tabs>
-        <w:ind w:start="3600" w:hanging="360"/>
+        <w:ind w:left="3600" w:hanging="360"/>
       </w:pPr>
       <w:rPr/>
     </w:lvl>
@@ -1746,12 +1922,12 @@
       <w:numFmt w:val="none"/>
       <w:suff w:val="nothing"/>
       <w:lvlText w:val=""/>
-      <w:lvlJc w:val="start"/>
+      <w:lvlJc w:val="left"/>
       <w:pPr>
         <w:tabs>
           <w:tab w:val="num" w:pos="0"/>
         </w:tabs>
-        <w:ind w:start="0" w:hanging="0"/>
+        <w:ind w:left="0" w:hanging="0"/>
       </w:pPr>
     </w:lvl>
     <w:lvl w:ilvl="1">
@@ -1759,12 +1935,12 @@
       <w:numFmt w:val="none"/>
       <w:suff w:val="nothing"/>
       <w:lvlText w:val=""/>
-      <w:lvlJc w:val="start"/>
+      <w:lvlJc w:val="left"/>
       <w:pPr>
         <w:tabs>
           <w:tab w:val="num" w:pos="0"/>
         </w:tabs>
-        <w:ind w:start="0" w:hanging="0"/>
+        <w:ind w:left="0" w:hanging="0"/>
       </w:pPr>
     </w:lvl>
     <w:lvl w:ilvl="2">
@@ -1772,12 +1948,12 @@
       <w:numFmt w:val="none"/>
       <w:suff w:val="nothing"/>
       <w:lvlText w:val=""/>
-      <w:lvlJc w:val="start"/>
+      <w:lvlJc w:val="left"/>
       <w:pPr>
         <w:tabs>
           <w:tab w:val="num" w:pos="0"/>
         </w:tabs>
-        <w:ind w:start="0" w:hanging="0"/>
+        <w:ind w:left="0" w:hanging="0"/>
       </w:pPr>
     </w:lvl>
     <w:lvl w:ilvl="3">
@@ -1785,12 +1961,12 @@
       <w:numFmt w:val="none"/>
       <w:suff w:val="nothing"/>
       <w:lvlText w:val=""/>
-      <w:lvlJc w:val="start"/>
+      <w:lvlJc w:val="left"/>
       <w:pPr>
         <w:tabs>
           <w:tab w:val="num" w:pos="0"/>
         </w:tabs>
-        <w:ind w:start="0" w:hanging="0"/>
+        <w:ind w:left="0" w:hanging="0"/>
       </w:pPr>
     </w:lvl>
     <w:lvl w:ilvl="4">
@@ -1798,12 +1974,12 @@
       <w:numFmt w:val="none"/>
       <w:suff w:val="nothing"/>
       <w:lvlText w:val=""/>
-      <w:lvlJc w:val="start"/>
+      <w:lvlJc w:val="left"/>
       <w:pPr>
         <w:tabs>
           <w:tab w:val="num" w:pos="0"/>
         </w:tabs>
-        <w:ind w:start="0" w:hanging="0"/>
+        <w:ind w:left="0" w:hanging="0"/>
       </w:pPr>
     </w:lvl>
     <w:lvl w:ilvl="5">
@@ -1811,12 +1987,12 @@
       <w:numFmt w:val="none"/>
       <w:suff w:val="nothing"/>
       <w:lvlText w:val=""/>
-      <w:lvlJc w:val="start"/>
+      <w:lvlJc w:val="left"/>
       <w:pPr>
         <w:tabs>
           <w:tab w:val="num" w:pos="0"/>
         </w:tabs>
-        <w:ind w:start="0" w:hanging="0"/>
+        <w:ind w:left="0" w:hanging="0"/>
       </w:pPr>
     </w:lvl>
     <w:lvl w:ilvl="6">
@@ -1824,12 +2000,12 @@
       <w:numFmt w:val="none"/>
       <w:suff w:val="nothing"/>
       <w:lvlText w:val=""/>
-      <w:lvlJc w:val="start"/>
+      <w:lvlJc w:val="left"/>
       <w:pPr>
         <w:tabs>
           <w:tab w:val="num" w:pos="0"/>
         </w:tabs>
-        <w:ind w:start="0" w:hanging="0"/>
+        <w:ind w:left="0" w:hanging="0"/>
       </w:pPr>
     </w:lvl>
     <w:lvl w:ilvl="7">
@@ -1837,12 +2013,12 @@
       <w:numFmt w:val="none"/>
       <w:suff w:val="nothing"/>
       <w:lvlText w:val=""/>
-      <w:lvlJc w:val="start"/>
+      <w:lvlJc w:val="left"/>
       <w:pPr>
         <w:tabs>
           <w:tab w:val="num" w:pos="0"/>
         </w:tabs>
-        <w:ind w:start="0" w:hanging="0"/>
+        <w:ind w:left="0" w:hanging="0"/>
       </w:pPr>
     </w:lvl>
     <w:lvl w:ilvl="8">
@@ -1850,12 +2026,12 @@
       <w:numFmt w:val="none"/>
       <w:suff w:val="nothing"/>
       <w:lvlText w:val=""/>
-      <w:lvlJc w:val="start"/>
+      <w:lvlJc w:val="left"/>
       <w:pPr>
         <w:tabs>
           <w:tab w:val="num" w:pos="0"/>
         </w:tabs>
-        <w:ind w:start="0" w:hanging="0"/>
+        <w:ind w:left="0" w:hanging="0"/>
       </w:pPr>
     </w:lvl>
   </w:abstractNum>
@@ -2266,9 +2442,10 @@
     <w:qFormat/>
     <w:pPr>
       <w:widowControl/>
+      <w:suppressAutoHyphens w:val="true"/>
       <w:bidi w:val="0"/>
       <w:spacing w:lineRule="auto" w:line="276" w:before="0" w:after="200"/>
-      <w:jc w:val="start"/>
+      <w:jc w:val="left"/>
     </w:pPr>
     <w:rPr>
       <w:rFonts w:ascii="Calibri" w:hAnsi="Calibri" w:eastAsia="Calibri" w:cs="" w:asciiTheme="minorHAnsi" w:cstheme="minorBidi" w:eastAsiaTheme="minorHAnsi" w:hAnsiTheme="minorHAnsi"/>
@@ -2287,13 +2464,13 @@
     <w:qFormat/>
     <w:rPr/>
   </w:style>
-  <w:style w:type="character" w:styleId="NumberingSymbols">
-    <w:name w:val="Numbering Symbols"/>
+  <w:style w:type="character" w:styleId="Style14">
+    <w:name w:val="Символ нумерации"/>
     <w:qFormat/>
     <w:rPr/>
   </w:style>
-  <w:style w:type="paragraph" w:styleId="Heading">
-    <w:name w:val="Heading"/>
+  <w:style w:type="paragraph" w:styleId="Style15">
+    <w:name w:val="Заголовок"/>
     <w:basedOn w:val="Normal"/>
     <w:next w:val="BodyText"/>
     <w:qFormat/>
@@ -2324,7 +2501,7 @@
     </w:rPr>
   </w:style>
   <w:style w:type="paragraph" w:styleId="Caption">
-    <w:name w:val="caption"/>
+    <w:name w:val="Caption"/>
     <w:basedOn w:val="Normal"/>
     <w:qFormat/>
     <w:pPr>
@@ -2339,8 +2516,8 @@
       <w:szCs w:val="24"/>
     </w:rPr>
   </w:style>
-  <w:style w:type="paragraph" w:styleId="Index">
-    <w:name w:val="Index"/>
+  <w:style w:type="paragraph" w:styleId="Style16">
+    <w:name w:val="Указатель"/>
     <w:basedOn w:val="Normal"/>
     <w:qFormat/>
     <w:pPr>
@@ -2350,8 +2527,8 @@
       <w:rFonts w:cs="Noto Sans Devanagari"/>
     </w:rPr>
   </w:style>
-  <w:style w:type="numbering" w:styleId="NoList" w:default="1">
-    <w:name w:val="No List"/>
+  <w:style w:type="numbering" w:styleId="Style17" w:default="1">
+    <w:name w:val="Без списка"/>
     <w:uiPriority w:val="99"/>
     <w:semiHidden/>
     <w:unhideWhenUsed/>

--- a/Решение.docx
+++ b/Решение.docx
@@ -53,6 +53,2380 @@
         <w:t>SWOT-анализа, определите, какие стратегии роста, конкурентные и портфельные стратегии использует и может использовать предприятие.</w:t>
       </w:r>
     </w:p>
+    <w:tbl>
+      <w:tblPr>
+        <w:tblStyle w:val="11"/>
+        <w:tblW w:w="9605" w:type="dxa"/>
+        <w:jc w:val="left"/>
+        <w:tblInd w:w="-34" w:type="dxa"/>
+        <w:tblLayout w:type="fixed"/>
+        <w:tblCellMar>
+          <w:top w:w="0" w:type="dxa"/>
+          <w:left w:w="108" w:type="dxa"/>
+          <w:bottom w:w="0" w:type="dxa"/>
+          <w:right w:w="108" w:type="dxa"/>
+        </w:tblCellMar>
+        <w:tblLook w:val="04a0" w:noHBand="0" w:noVBand="1" w:firstColumn="1" w:lastRow="0" w:lastColumn="0" w:firstRow="1"/>
+      </w:tblPr>
+      <w:tblGrid>
+        <w:gridCol w:w="705"/>
+        <w:gridCol w:w="5391"/>
+        <w:gridCol w:w="1616"/>
+        <w:gridCol w:w="1893"/>
+      </w:tblGrid>
+      <w:tr>
+        <w:trPr/>
+        <w:tc>
+          <w:tcPr>
+            <w:tcW w:w="705" w:type="dxa"/>
+            <w:tcBorders/>
+            <w:vAlign w:val="center"/>
+          </w:tcPr>
+          <w:p>
+            <w:pPr>
+              <w:pStyle w:val="Normal"/>
+              <w:widowControl w:val="false"/>
+              <w:suppressAutoHyphens w:val="true"/>
+              <w:spacing w:lineRule="auto" w:line="240" w:before="0" w:after="0"/>
+              <w:contextualSpacing/>
+              <w:jc w:val="center"/>
+              <w:rPr>
+                <w:lang w:val="ru-RU"/>
+              </w:rPr>
+            </w:pPr>
+            <w:r>
+              <w:rPr>
+                <w:rFonts w:eastAsia="Times New Roman" w:cs="Times New Roman" w:ascii="Times New Roman" w:hAnsi="Times New Roman"/>
+                <w:b/>
+                <w:kern w:val="0"/>
+                <w:sz w:val="22"/>
+                <w:szCs w:val="22"/>
+                <w:lang w:val="ru-RU" w:eastAsia="ru-RU" w:bidi="ar-SA"/>
+              </w:rPr>
+              <w:t xml:space="preserve">№ </w:t>
+            </w:r>
+            <w:r>
+              <w:rPr>
+                <w:rFonts w:eastAsia="Times New Roman" w:cs="Times New Roman" w:ascii="Times New Roman" w:hAnsi="Times New Roman"/>
+                <w:b/>
+                <w:kern w:val="0"/>
+                <w:sz w:val="22"/>
+                <w:szCs w:val="22"/>
+                <w:lang w:val="ru-RU" w:eastAsia="ru-RU" w:bidi="ar-SA"/>
+              </w:rPr>
+              <w:t>п/п</w:t>
+            </w:r>
+          </w:p>
+        </w:tc>
+        <w:tc>
+          <w:tcPr>
+            <w:tcW w:w="5391" w:type="dxa"/>
+            <w:tcBorders/>
+            <w:vAlign w:val="center"/>
+          </w:tcPr>
+          <w:p>
+            <w:pPr>
+              <w:pStyle w:val="Normal"/>
+              <w:widowControl w:val="false"/>
+              <w:suppressAutoHyphens w:val="true"/>
+              <w:spacing w:lineRule="auto" w:line="240" w:before="0" w:after="0"/>
+              <w:contextualSpacing/>
+              <w:jc w:val="center"/>
+              <w:rPr>
+                <w:lang w:val="ru-RU"/>
+              </w:rPr>
+            </w:pPr>
+            <w:r>
+              <w:rPr>
+                <w:rFonts w:eastAsia="Times New Roman" w:cs="Times New Roman" w:ascii="Times New Roman" w:hAnsi="Times New Roman"/>
+                <w:b/>
+                <w:kern w:val="0"/>
+                <w:sz w:val="22"/>
+                <w:szCs w:val="22"/>
+                <w:lang w:val="ru-RU" w:eastAsia="ru-RU" w:bidi="ar-SA"/>
+              </w:rPr>
+              <w:t>Формулировка проблемы</w:t>
+            </w:r>
+          </w:p>
+        </w:tc>
+        <w:tc>
+          <w:tcPr>
+            <w:tcW w:w="1616" w:type="dxa"/>
+            <w:tcBorders/>
+            <w:vAlign w:val="center"/>
+          </w:tcPr>
+          <w:p>
+            <w:pPr>
+              <w:pStyle w:val="Normal"/>
+              <w:widowControl w:val="false"/>
+              <w:suppressAutoHyphens w:val="true"/>
+              <w:spacing w:lineRule="auto" w:line="240" w:before="0" w:after="0"/>
+              <w:contextualSpacing/>
+              <w:jc w:val="center"/>
+              <w:rPr>
+                <w:lang w:val="ru-RU"/>
+              </w:rPr>
+            </w:pPr>
+            <w:r>
+              <w:rPr>
+                <w:rFonts w:eastAsia="Times New Roman" w:cs="Times New Roman" w:ascii="Times New Roman" w:hAnsi="Times New Roman"/>
+                <w:b/>
+                <w:kern w:val="0"/>
+                <w:sz w:val="22"/>
+                <w:szCs w:val="22"/>
+                <w:lang w:val="ru-RU" w:eastAsia="ru-RU" w:bidi="ar-SA"/>
+              </w:rPr>
+              <w:t>Оценка проблем (суммы баллов)</w:t>
+            </w:r>
+          </w:p>
+        </w:tc>
+        <w:tc>
+          <w:tcPr>
+            <w:tcW w:w="1893" w:type="dxa"/>
+            <w:tcBorders/>
+            <w:vAlign w:val="center"/>
+          </w:tcPr>
+          <w:p>
+            <w:pPr>
+              <w:pStyle w:val="Normal"/>
+              <w:widowControl w:val="false"/>
+              <w:suppressAutoHyphens w:val="true"/>
+              <w:spacing w:lineRule="auto" w:line="240" w:before="0" w:after="0"/>
+              <w:contextualSpacing/>
+              <w:jc w:val="center"/>
+              <w:rPr>
+                <w:lang w:val="ru-RU"/>
+              </w:rPr>
+            </w:pPr>
+            <w:r>
+              <w:rPr>
+                <w:rFonts w:eastAsia="Times New Roman" w:cs="Times New Roman" w:ascii="Times New Roman" w:hAnsi="Times New Roman"/>
+                <w:b/>
+                <w:kern w:val="0"/>
+                <w:sz w:val="22"/>
+                <w:szCs w:val="22"/>
+                <w:lang w:val="ru-RU" w:eastAsia="ru-RU" w:bidi="ar-SA"/>
+              </w:rPr>
+              <w:t>Ранг проблемы (вторичное ранжирование)</w:t>
+            </w:r>
+          </w:p>
+        </w:tc>
+      </w:tr>
+      <w:tr>
+        <w:trPr/>
+        <w:tc>
+          <w:tcPr>
+            <w:tcW w:w="705" w:type="dxa"/>
+            <w:tcBorders/>
+            <w:vAlign w:val="center"/>
+          </w:tcPr>
+          <w:p>
+            <w:pPr>
+              <w:pStyle w:val="Normal"/>
+              <w:widowControl w:val="false"/>
+              <w:suppressAutoHyphens w:val="true"/>
+              <w:spacing w:lineRule="auto" w:line="240" w:before="0" w:after="0"/>
+              <w:contextualSpacing/>
+              <w:jc w:val="center"/>
+              <w:rPr>
+                <w:lang w:val="ru-RU"/>
+              </w:rPr>
+            </w:pPr>
+            <w:r>
+              <w:rPr>
+                <w:rFonts w:eastAsia="Times New Roman" w:cs="Times New Roman" w:ascii="Times New Roman" w:hAnsi="Times New Roman"/>
+                <w:kern w:val="0"/>
+                <w:sz w:val="22"/>
+                <w:szCs w:val="22"/>
+                <w:lang w:val="ru-RU" w:eastAsia="ru-RU" w:bidi="ar-SA"/>
+              </w:rPr>
+              <w:t>1</w:t>
+            </w:r>
+          </w:p>
+        </w:tc>
+        <w:tc>
+          <w:tcPr>
+            <w:tcW w:w="5391" w:type="dxa"/>
+            <w:tcBorders/>
+          </w:tcPr>
+          <w:p>
+            <w:pPr>
+              <w:pStyle w:val="Normal"/>
+              <w:widowControl w:val="false"/>
+              <w:suppressAutoHyphens w:val="true"/>
+              <w:spacing w:lineRule="auto" w:line="240" w:before="0" w:after="0"/>
+              <w:contextualSpacing/>
+              <w:jc w:val="both"/>
+              <w:rPr>
+                <w:rFonts w:ascii="Times New Roman" w:hAnsi="Times New Roman"/>
+                <w:lang w:val="ru-RU" w:eastAsia="ru-RU" w:bidi="ar-SA"/>
+              </w:rPr>
+            </w:pPr>
+            <w:r>
+              <w:rPr>
+                <w:rFonts w:eastAsia="Times New Roman" w:cs="Times New Roman" w:ascii="Times New Roman" w:hAnsi="Times New Roman"/>
+                <w:kern w:val="0"/>
+                <w:sz w:val="22"/>
+                <w:szCs w:val="22"/>
+                <w:lang w:val="ru-RU" w:eastAsia="ru-RU" w:bidi="ar-SA"/>
+              </w:rPr>
+              <w:t xml:space="preserve">Снижение доли </w:t>
+            </w:r>
+            <w:r>
+              <w:rPr>
+                <w:rFonts w:eastAsia="Times New Roman" w:cs="Times New Roman" w:ascii="Times New Roman" w:hAnsi="Times New Roman"/>
+                <w:kern w:val="0"/>
+                <w:sz w:val="22"/>
+                <w:szCs w:val="22"/>
+                <w:lang w:val="en-US" w:eastAsia="ru-RU" w:bidi="ar-SA"/>
+              </w:rPr>
+              <w:t>на рынке</w:t>
+            </w:r>
+          </w:p>
+        </w:tc>
+        <w:tc>
+          <w:tcPr>
+            <w:tcW w:w="1616" w:type="dxa"/>
+            <w:tcBorders/>
+          </w:tcPr>
+          <w:p>
+            <w:pPr>
+              <w:pStyle w:val="Normal"/>
+              <w:widowControl w:val="false"/>
+              <w:suppressAutoHyphens w:val="true"/>
+              <w:spacing w:lineRule="auto" w:line="240" w:before="0" w:after="0"/>
+              <w:contextualSpacing/>
+              <w:jc w:val="center"/>
+              <w:rPr>
+                <w:sz w:val="22"/>
+                <w:szCs w:val="22"/>
+                <w:lang w:val="en-US"/>
+              </w:rPr>
+            </w:pPr>
+            <w:r>
+              <w:rPr>
+                <w:sz w:val="22"/>
+                <w:szCs w:val="22"/>
+                <w:lang w:val="en-US"/>
+              </w:rPr>
+              <w:t>3</w:t>
+            </w:r>
+          </w:p>
+        </w:tc>
+        <w:tc>
+          <w:tcPr>
+            <w:tcW w:w="1893" w:type="dxa"/>
+            <w:tcBorders/>
+          </w:tcPr>
+          <w:p>
+            <w:pPr>
+              <w:pStyle w:val="Normal"/>
+              <w:widowControl w:val="false"/>
+              <w:suppressAutoHyphens w:val="true"/>
+              <w:spacing w:lineRule="auto" w:line="240" w:before="0" w:after="0"/>
+              <w:contextualSpacing/>
+              <w:jc w:val="center"/>
+              <w:rPr>
+                <w:sz w:val="22"/>
+                <w:szCs w:val="22"/>
+                <w:lang w:val="en-US"/>
+              </w:rPr>
+            </w:pPr>
+            <w:r>
+              <w:rPr>
+                <w:sz w:val="22"/>
+                <w:szCs w:val="22"/>
+                <w:lang w:val="en-US"/>
+              </w:rPr>
+              <w:t>17</w:t>
+            </w:r>
+          </w:p>
+        </w:tc>
+      </w:tr>
+      <w:tr>
+        <w:trPr>
+          <w:trHeight w:val="219" w:hRule="atLeast"/>
+        </w:trPr>
+        <w:tc>
+          <w:tcPr>
+            <w:tcW w:w="705" w:type="dxa"/>
+            <w:tcBorders/>
+            <w:vAlign w:val="center"/>
+          </w:tcPr>
+          <w:p>
+            <w:pPr>
+              <w:pStyle w:val="Normal"/>
+              <w:widowControl w:val="false"/>
+              <w:suppressAutoHyphens w:val="true"/>
+              <w:spacing w:lineRule="auto" w:line="240" w:before="0" w:after="0"/>
+              <w:contextualSpacing/>
+              <w:jc w:val="center"/>
+              <w:rPr>
+                <w:lang w:val="ru-RU"/>
+              </w:rPr>
+            </w:pPr>
+            <w:r>
+              <w:rPr>
+                <w:rFonts w:eastAsia="Times New Roman" w:cs="Times New Roman" w:ascii="Times New Roman" w:hAnsi="Times New Roman"/>
+                <w:kern w:val="0"/>
+                <w:sz w:val="22"/>
+                <w:szCs w:val="22"/>
+                <w:lang w:val="ru-RU" w:eastAsia="ru-RU" w:bidi="ar-SA"/>
+              </w:rPr>
+              <w:t>2</w:t>
+            </w:r>
+          </w:p>
+        </w:tc>
+        <w:tc>
+          <w:tcPr>
+            <w:tcW w:w="5391" w:type="dxa"/>
+            <w:tcBorders/>
+          </w:tcPr>
+          <w:p>
+            <w:pPr>
+              <w:pStyle w:val="Normal"/>
+              <w:widowControl w:val="false"/>
+              <w:suppressAutoHyphens w:val="true"/>
+              <w:spacing w:lineRule="auto" w:line="240" w:before="0" w:after="0"/>
+              <w:contextualSpacing/>
+              <w:jc w:val="both"/>
+              <w:rPr>
+                <w:rFonts w:ascii="Times New Roman" w:hAnsi="Times New Roman"/>
+                <w:lang w:val="ru-RU"/>
+              </w:rPr>
+            </w:pPr>
+            <w:r>
+              <w:rPr>
+                <w:rFonts w:eastAsia="Times New Roman" w:cs="Times New Roman" w:ascii="Times New Roman" w:hAnsi="Times New Roman"/>
+                <w:kern w:val="0"/>
+                <w:sz w:val="22"/>
+                <w:szCs w:val="22"/>
+                <w:lang w:val="ru-RU" w:eastAsia="ru-RU" w:bidi="ar-SA"/>
+              </w:rPr>
+              <w:t>Потеря клиентов</w:t>
+            </w:r>
+          </w:p>
+        </w:tc>
+        <w:tc>
+          <w:tcPr>
+            <w:tcW w:w="1616" w:type="dxa"/>
+            <w:tcBorders/>
+          </w:tcPr>
+          <w:p>
+            <w:pPr>
+              <w:pStyle w:val="Normal"/>
+              <w:widowControl w:val="false"/>
+              <w:suppressAutoHyphens w:val="true"/>
+              <w:spacing w:lineRule="auto" w:line="240" w:before="0" w:after="0"/>
+              <w:contextualSpacing/>
+              <w:jc w:val="center"/>
+              <w:rPr>
+                <w:sz w:val="22"/>
+                <w:szCs w:val="22"/>
+                <w:lang w:val="en-US"/>
+              </w:rPr>
+            </w:pPr>
+            <w:r>
+              <w:rPr>
+                <w:sz w:val="22"/>
+                <w:szCs w:val="22"/>
+                <w:lang w:val="en-US"/>
+              </w:rPr>
+              <w:t>5</w:t>
+            </w:r>
+          </w:p>
+        </w:tc>
+        <w:tc>
+          <w:tcPr>
+            <w:tcW w:w="1893" w:type="dxa"/>
+            <w:tcBorders/>
+          </w:tcPr>
+          <w:p>
+            <w:pPr>
+              <w:pStyle w:val="Normal"/>
+              <w:widowControl w:val="false"/>
+              <w:suppressAutoHyphens w:val="true"/>
+              <w:spacing w:lineRule="auto" w:line="240" w:before="0" w:after="0"/>
+              <w:contextualSpacing/>
+              <w:jc w:val="center"/>
+              <w:rPr>
+                <w:sz w:val="22"/>
+                <w:szCs w:val="22"/>
+                <w:lang w:val="en-US"/>
+              </w:rPr>
+            </w:pPr>
+            <w:r>
+              <w:rPr>
+                <w:sz w:val="22"/>
+                <w:szCs w:val="22"/>
+                <w:lang w:val="en-US"/>
+              </w:rPr>
+              <w:t>10.5</w:t>
+            </w:r>
+          </w:p>
+        </w:tc>
+      </w:tr>
+      <w:tr>
+        <w:trPr/>
+        <w:tc>
+          <w:tcPr>
+            <w:tcW w:w="705" w:type="dxa"/>
+            <w:tcBorders/>
+            <w:vAlign w:val="center"/>
+          </w:tcPr>
+          <w:p>
+            <w:pPr>
+              <w:pStyle w:val="Normal"/>
+              <w:widowControl w:val="false"/>
+              <w:suppressAutoHyphens w:val="true"/>
+              <w:spacing w:lineRule="auto" w:line="240" w:before="0" w:after="0"/>
+              <w:contextualSpacing/>
+              <w:jc w:val="center"/>
+              <w:rPr>
+                <w:lang w:val="ru-RU"/>
+              </w:rPr>
+            </w:pPr>
+            <w:r>
+              <w:rPr>
+                <w:rFonts w:eastAsia="Times New Roman" w:cs="Times New Roman" w:ascii="Times New Roman" w:hAnsi="Times New Roman"/>
+                <w:kern w:val="0"/>
+                <w:sz w:val="22"/>
+                <w:szCs w:val="22"/>
+                <w:lang w:val="ru-RU" w:eastAsia="ru-RU" w:bidi="ar-SA"/>
+              </w:rPr>
+              <w:t>3</w:t>
+            </w:r>
+          </w:p>
+        </w:tc>
+        <w:tc>
+          <w:tcPr>
+            <w:tcW w:w="5391" w:type="dxa"/>
+            <w:tcBorders/>
+          </w:tcPr>
+          <w:p>
+            <w:pPr>
+              <w:pStyle w:val="Normal"/>
+              <w:widowControl w:val="false"/>
+              <w:suppressAutoHyphens w:val="true"/>
+              <w:spacing w:lineRule="auto" w:line="240" w:before="0" w:after="0"/>
+              <w:contextualSpacing/>
+              <w:jc w:val="both"/>
+              <w:rPr>
+                <w:rFonts w:ascii="Times New Roman" w:hAnsi="Times New Roman"/>
+                <w:lang w:val="en-US"/>
+              </w:rPr>
+            </w:pPr>
+            <w:r>
+              <w:rPr>
+                <w:rFonts w:eastAsia="Times New Roman" w:cs="Times New Roman" w:ascii="Times New Roman" w:hAnsi="Times New Roman"/>
+                <w:kern w:val="0"/>
+                <w:sz w:val="22"/>
+                <w:szCs w:val="22"/>
+                <w:lang w:val="en-US" w:eastAsia="ru-RU" w:bidi="ar-SA"/>
+              </w:rPr>
+              <w:t>Потеря лицензий ФСБ/ФСТЭК</w:t>
+            </w:r>
+          </w:p>
+        </w:tc>
+        <w:tc>
+          <w:tcPr>
+            <w:tcW w:w="1616" w:type="dxa"/>
+            <w:tcBorders/>
+          </w:tcPr>
+          <w:p>
+            <w:pPr>
+              <w:pStyle w:val="Normal"/>
+              <w:widowControl w:val="false"/>
+              <w:suppressAutoHyphens w:val="true"/>
+              <w:spacing w:lineRule="auto" w:line="240" w:before="0" w:after="0"/>
+              <w:contextualSpacing/>
+              <w:jc w:val="center"/>
+              <w:rPr>
+                <w:sz w:val="22"/>
+                <w:szCs w:val="22"/>
+                <w:lang w:val="en-US"/>
+              </w:rPr>
+            </w:pPr>
+            <w:r>
+              <w:rPr>
+                <w:sz w:val="22"/>
+                <w:szCs w:val="22"/>
+                <w:lang w:val="en-US"/>
+              </w:rPr>
+              <w:t>10</w:t>
+            </w:r>
+          </w:p>
+        </w:tc>
+        <w:tc>
+          <w:tcPr>
+            <w:tcW w:w="1893" w:type="dxa"/>
+            <w:tcBorders/>
+          </w:tcPr>
+          <w:p>
+            <w:pPr>
+              <w:pStyle w:val="Normal"/>
+              <w:widowControl w:val="false"/>
+              <w:suppressAutoHyphens w:val="true"/>
+              <w:spacing w:lineRule="auto" w:line="240" w:before="0" w:after="0"/>
+              <w:contextualSpacing/>
+              <w:jc w:val="center"/>
+              <w:rPr>
+                <w:sz w:val="22"/>
+                <w:szCs w:val="22"/>
+                <w:lang w:val="en-US"/>
+              </w:rPr>
+            </w:pPr>
+            <w:r>
+              <w:rPr>
+                <w:sz w:val="22"/>
+                <w:szCs w:val="22"/>
+                <w:lang w:val="en-US"/>
+              </w:rPr>
+              <w:t>3.5</w:t>
+            </w:r>
+          </w:p>
+        </w:tc>
+      </w:tr>
+      <w:tr>
+        <w:trPr/>
+        <w:tc>
+          <w:tcPr>
+            <w:tcW w:w="705" w:type="dxa"/>
+            <w:tcBorders/>
+            <w:vAlign w:val="center"/>
+          </w:tcPr>
+          <w:p>
+            <w:pPr>
+              <w:pStyle w:val="Normal"/>
+              <w:widowControl w:val="false"/>
+              <w:suppressAutoHyphens w:val="true"/>
+              <w:spacing w:lineRule="auto" w:line="240" w:before="0" w:after="0"/>
+              <w:contextualSpacing/>
+              <w:jc w:val="center"/>
+              <w:rPr>
+                <w:lang w:val="ru-RU"/>
+              </w:rPr>
+            </w:pPr>
+            <w:r>
+              <w:rPr>
+                <w:rFonts w:eastAsia="Times New Roman" w:cs="Times New Roman" w:ascii="Times New Roman" w:hAnsi="Times New Roman"/>
+                <w:kern w:val="0"/>
+                <w:sz w:val="22"/>
+                <w:szCs w:val="22"/>
+                <w:lang w:val="ru-RU" w:eastAsia="ru-RU" w:bidi="ar-SA"/>
+              </w:rPr>
+              <w:t>4</w:t>
+            </w:r>
+          </w:p>
+        </w:tc>
+        <w:tc>
+          <w:tcPr>
+            <w:tcW w:w="5391" w:type="dxa"/>
+            <w:tcBorders/>
+          </w:tcPr>
+          <w:p>
+            <w:pPr>
+              <w:pStyle w:val="Normal"/>
+              <w:widowControl w:val="false"/>
+              <w:suppressAutoHyphens w:val="true"/>
+              <w:spacing w:lineRule="auto" w:line="240" w:before="0" w:after="0"/>
+              <w:contextualSpacing/>
+              <w:jc w:val="both"/>
+              <w:rPr>
+                <w:rFonts w:ascii="Times New Roman" w:hAnsi="Times New Roman"/>
+                <w:lang w:val="en-US"/>
+              </w:rPr>
+            </w:pPr>
+            <w:r>
+              <w:rPr>
+                <w:rFonts w:eastAsia="Times New Roman" w:cs="Times New Roman" w:ascii="Times New Roman" w:hAnsi="Times New Roman"/>
+                <w:kern w:val="0"/>
+                <w:sz w:val="22"/>
+                <w:szCs w:val="22"/>
+                <w:lang w:val="en-US" w:eastAsia="ru-RU" w:bidi="ar-SA"/>
+              </w:rPr>
+              <w:t>Отставание функционала продукции от зарубежных аналогов</w:t>
+            </w:r>
+          </w:p>
+        </w:tc>
+        <w:tc>
+          <w:tcPr>
+            <w:tcW w:w="1616" w:type="dxa"/>
+            <w:tcBorders/>
+          </w:tcPr>
+          <w:p>
+            <w:pPr>
+              <w:pStyle w:val="Normal"/>
+              <w:widowControl w:val="false"/>
+              <w:suppressAutoHyphens w:val="true"/>
+              <w:spacing w:lineRule="auto" w:line="240" w:before="0" w:after="0"/>
+              <w:contextualSpacing/>
+              <w:jc w:val="center"/>
+              <w:rPr>
+                <w:sz w:val="22"/>
+                <w:szCs w:val="22"/>
+                <w:lang w:val="en-US"/>
+              </w:rPr>
+            </w:pPr>
+            <w:r>
+              <w:rPr>
+                <w:sz w:val="22"/>
+                <w:szCs w:val="22"/>
+                <w:lang w:val="en-US"/>
+              </w:rPr>
+              <w:t>4</w:t>
+            </w:r>
+          </w:p>
+        </w:tc>
+        <w:tc>
+          <w:tcPr>
+            <w:tcW w:w="1893" w:type="dxa"/>
+            <w:tcBorders/>
+          </w:tcPr>
+          <w:p>
+            <w:pPr>
+              <w:pStyle w:val="Normal"/>
+              <w:widowControl w:val="false"/>
+              <w:suppressAutoHyphens w:val="true"/>
+              <w:spacing w:lineRule="auto" w:line="240" w:before="0" w:after="0"/>
+              <w:contextualSpacing/>
+              <w:jc w:val="center"/>
+              <w:rPr>
+                <w:sz w:val="22"/>
+                <w:szCs w:val="22"/>
+                <w:lang w:val="en-US"/>
+              </w:rPr>
+            </w:pPr>
+            <w:r>
+              <w:rPr>
+                <w:sz w:val="22"/>
+                <w:szCs w:val="22"/>
+                <w:lang w:val="en-US"/>
+              </w:rPr>
+              <w:t>14</w:t>
+            </w:r>
+          </w:p>
+        </w:tc>
+      </w:tr>
+      <w:tr>
+        <w:trPr/>
+        <w:tc>
+          <w:tcPr>
+            <w:tcW w:w="705" w:type="dxa"/>
+            <w:tcBorders/>
+            <w:vAlign w:val="center"/>
+          </w:tcPr>
+          <w:p>
+            <w:pPr>
+              <w:pStyle w:val="Normal"/>
+              <w:widowControl w:val="false"/>
+              <w:suppressAutoHyphens w:val="true"/>
+              <w:spacing w:lineRule="auto" w:line="240" w:before="0" w:after="0"/>
+              <w:contextualSpacing/>
+              <w:jc w:val="center"/>
+              <w:rPr>
+                <w:lang w:val="ru-RU"/>
+              </w:rPr>
+            </w:pPr>
+            <w:r>
+              <w:rPr>
+                <w:rFonts w:eastAsia="Times New Roman" w:cs="Times New Roman" w:ascii="Times New Roman" w:hAnsi="Times New Roman"/>
+                <w:kern w:val="0"/>
+                <w:sz w:val="22"/>
+                <w:szCs w:val="22"/>
+                <w:lang w:val="ru-RU" w:eastAsia="ru-RU" w:bidi="ar-SA"/>
+              </w:rPr>
+              <w:t>5</w:t>
+            </w:r>
+          </w:p>
+        </w:tc>
+        <w:tc>
+          <w:tcPr>
+            <w:tcW w:w="5391" w:type="dxa"/>
+            <w:tcBorders/>
+          </w:tcPr>
+          <w:p>
+            <w:pPr>
+              <w:pStyle w:val="Normal"/>
+              <w:widowControl w:val="false"/>
+              <w:suppressAutoHyphens w:val="true"/>
+              <w:spacing w:lineRule="auto" w:line="240" w:before="0" w:after="0"/>
+              <w:contextualSpacing/>
+              <w:jc w:val="both"/>
+              <w:rPr>
+                <w:rFonts w:ascii="Times New Roman" w:hAnsi="Times New Roman"/>
+                <w:lang w:val="en-US"/>
+              </w:rPr>
+            </w:pPr>
+            <w:r>
+              <w:rPr>
+                <w:rFonts w:eastAsia="Times New Roman" w:cs="Times New Roman" w:ascii="Times New Roman" w:hAnsi="Times New Roman"/>
+                <w:kern w:val="0"/>
+                <w:sz w:val="22"/>
+                <w:szCs w:val="22"/>
+                <w:lang w:val="en-US" w:eastAsia="ru-RU" w:bidi="ar-SA"/>
+              </w:rPr>
+              <w:t>Снижение маржи от продаж в госсектор</w:t>
+            </w:r>
+          </w:p>
+        </w:tc>
+        <w:tc>
+          <w:tcPr>
+            <w:tcW w:w="1616" w:type="dxa"/>
+            <w:tcBorders/>
+          </w:tcPr>
+          <w:p>
+            <w:pPr>
+              <w:pStyle w:val="Normal"/>
+              <w:widowControl w:val="false"/>
+              <w:suppressAutoHyphens w:val="true"/>
+              <w:spacing w:lineRule="auto" w:line="240" w:before="0" w:after="0"/>
+              <w:contextualSpacing/>
+              <w:jc w:val="center"/>
+              <w:rPr>
+                <w:sz w:val="22"/>
+                <w:szCs w:val="22"/>
+                <w:lang w:val="en-US"/>
+              </w:rPr>
+            </w:pPr>
+            <w:r>
+              <w:rPr>
+                <w:sz w:val="22"/>
+                <w:szCs w:val="22"/>
+                <w:lang w:val="en-US"/>
+              </w:rPr>
+              <w:t>9</w:t>
+            </w:r>
+          </w:p>
+        </w:tc>
+        <w:tc>
+          <w:tcPr>
+            <w:tcW w:w="1893" w:type="dxa"/>
+            <w:tcBorders/>
+          </w:tcPr>
+          <w:p>
+            <w:pPr>
+              <w:pStyle w:val="Normal"/>
+              <w:widowControl w:val="false"/>
+              <w:suppressAutoHyphens w:val="true"/>
+              <w:spacing w:lineRule="auto" w:line="240" w:before="0" w:after="0"/>
+              <w:contextualSpacing/>
+              <w:jc w:val="center"/>
+              <w:rPr>
+                <w:sz w:val="22"/>
+                <w:szCs w:val="22"/>
+                <w:lang w:val="en-US"/>
+              </w:rPr>
+            </w:pPr>
+            <w:r>
+              <w:rPr>
+                <w:sz w:val="22"/>
+                <w:szCs w:val="22"/>
+                <w:lang w:val="en-US"/>
+              </w:rPr>
+              <w:t>6.5</w:t>
+            </w:r>
+          </w:p>
+        </w:tc>
+      </w:tr>
+      <w:tr>
+        <w:trPr/>
+        <w:tc>
+          <w:tcPr>
+            <w:tcW w:w="705" w:type="dxa"/>
+            <w:tcBorders/>
+            <w:vAlign w:val="center"/>
+          </w:tcPr>
+          <w:p>
+            <w:pPr>
+              <w:pStyle w:val="Normal"/>
+              <w:widowControl w:val="false"/>
+              <w:suppressAutoHyphens w:val="true"/>
+              <w:spacing w:lineRule="auto" w:line="240" w:before="0" w:after="0"/>
+              <w:contextualSpacing/>
+              <w:jc w:val="center"/>
+              <w:rPr>
+                <w:lang w:val="ru-RU"/>
+              </w:rPr>
+            </w:pPr>
+            <w:r>
+              <w:rPr>
+                <w:rFonts w:eastAsia="Times New Roman" w:cs="Times New Roman" w:ascii="Times New Roman" w:hAnsi="Times New Roman"/>
+                <w:kern w:val="0"/>
+                <w:sz w:val="22"/>
+                <w:szCs w:val="22"/>
+                <w:lang w:val="ru-RU" w:eastAsia="ru-RU" w:bidi="ar-SA"/>
+              </w:rPr>
+              <w:t>6</w:t>
+            </w:r>
+          </w:p>
+        </w:tc>
+        <w:tc>
+          <w:tcPr>
+            <w:tcW w:w="5391" w:type="dxa"/>
+            <w:tcBorders/>
+          </w:tcPr>
+          <w:p>
+            <w:pPr>
+              <w:pStyle w:val="Normal"/>
+              <w:widowControl w:val="false"/>
+              <w:suppressAutoHyphens w:val="true"/>
+              <w:spacing w:lineRule="auto" w:line="240" w:before="0" w:after="0"/>
+              <w:contextualSpacing/>
+              <w:jc w:val="both"/>
+              <w:rPr>
+                <w:rFonts w:ascii="Times New Roman" w:hAnsi="Times New Roman"/>
+                <w:lang w:val="ru-RU"/>
+              </w:rPr>
+            </w:pPr>
+            <w:r>
+              <w:rPr>
+                <w:rFonts w:eastAsia="Times New Roman" w:cs="Times New Roman" w:ascii="Times New Roman" w:hAnsi="Times New Roman"/>
+                <w:kern w:val="0"/>
+                <w:sz w:val="22"/>
+                <w:szCs w:val="22"/>
+                <w:lang w:val="ru-RU" w:eastAsia="ru-RU" w:bidi="ar-SA"/>
+              </w:rPr>
+              <w:t>Недоиспользование возможностей импортозамещения</w:t>
+            </w:r>
+          </w:p>
+        </w:tc>
+        <w:tc>
+          <w:tcPr>
+            <w:tcW w:w="1616" w:type="dxa"/>
+            <w:tcBorders/>
+          </w:tcPr>
+          <w:p>
+            <w:pPr>
+              <w:pStyle w:val="Normal"/>
+              <w:widowControl w:val="false"/>
+              <w:suppressAutoHyphens w:val="true"/>
+              <w:spacing w:lineRule="auto" w:line="240" w:before="0" w:after="0"/>
+              <w:contextualSpacing/>
+              <w:jc w:val="center"/>
+              <w:rPr>
+                <w:sz w:val="22"/>
+                <w:szCs w:val="22"/>
+                <w:lang w:val="en-US"/>
+              </w:rPr>
+            </w:pPr>
+            <w:r>
+              <w:rPr>
+                <w:sz w:val="22"/>
+                <w:szCs w:val="22"/>
+                <w:lang w:val="en-US"/>
+              </w:rPr>
+              <w:t>9</w:t>
+            </w:r>
+          </w:p>
+        </w:tc>
+        <w:tc>
+          <w:tcPr>
+            <w:tcW w:w="1893" w:type="dxa"/>
+            <w:tcBorders/>
+          </w:tcPr>
+          <w:p>
+            <w:pPr>
+              <w:pStyle w:val="Normal"/>
+              <w:widowControl w:val="false"/>
+              <w:suppressAutoHyphens w:val="true"/>
+              <w:spacing w:lineRule="auto" w:line="240" w:before="0" w:after="0"/>
+              <w:contextualSpacing/>
+              <w:jc w:val="center"/>
+              <w:rPr>
+                <w:sz w:val="22"/>
+                <w:szCs w:val="22"/>
+                <w:lang w:val="en-US"/>
+              </w:rPr>
+            </w:pPr>
+            <w:r>
+              <w:rPr>
+                <w:sz w:val="22"/>
+                <w:szCs w:val="22"/>
+                <w:lang w:val="en-US"/>
+              </w:rPr>
+              <w:t>6.5</w:t>
+            </w:r>
+          </w:p>
+        </w:tc>
+      </w:tr>
+      <w:tr>
+        <w:trPr/>
+        <w:tc>
+          <w:tcPr>
+            <w:tcW w:w="705" w:type="dxa"/>
+            <w:tcBorders/>
+            <w:vAlign w:val="center"/>
+          </w:tcPr>
+          <w:p>
+            <w:pPr>
+              <w:pStyle w:val="Normal"/>
+              <w:widowControl w:val="false"/>
+              <w:suppressAutoHyphens w:val="true"/>
+              <w:spacing w:lineRule="auto" w:line="240" w:before="0" w:after="0"/>
+              <w:contextualSpacing/>
+              <w:jc w:val="center"/>
+              <w:rPr>
+                <w:lang w:val="ru-RU"/>
+              </w:rPr>
+            </w:pPr>
+            <w:r>
+              <w:rPr>
+                <w:rFonts w:eastAsia="Times New Roman" w:cs="Times New Roman" w:ascii="Times New Roman" w:hAnsi="Times New Roman"/>
+                <w:kern w:val="0"/>
+                <w:sz w:val="22"/>
+                <w:szCs w:val="22"/>
+                <w:lang w:val="ru-RU" w:eastAsia="ru-RU" w:bidi="ar-SA"/>
+              </w:rPr>
+              <w:t>7</w:t>
+            </w:r>
+          </w:p>
+        </w:tc>
+        <w:tc>
+          <w:tcPr>
+            <w:tcW w:w="5391" w:type="dxa"/>
+            <w:tcBorders/>
+          </w:tcPr>
+          <w:p>
+            <w:pPr>
+              <w:pStyle w:val="Normal"/>
+              <w:widowControl w:val="false"/>
+              <w:suppressAutoHyphens w:val="true"/>
+              <w:spacing w:lineRule="auto" w:line="240" w:before="0" w:after="0"/>
+              <w:contextualSpacing/>
+              <w:jc w:val="both"/>
+              <w:rPr>
+                <w:rFonts w:ascii="Times New Roman" w:hAnsi="Times New Roman"/>
+                <w:lang w:val="ru-RU"/>
+              </w:rPr>
+            </w:pPr>
+            <w:r>
+              <w:rPr>
+                <w:rFonts w:eastAsia="Times New Roman" w:cs="Times New Roman" w:ascii="Times New Roman" w:hAnsi="Times New Roman"/>
+                <w:kern w:val="0"/>
+                <w:sz w:val="22"/>
+                <w:szCs w:val="22"/>
+                <w:lang w:val="ru-RU" w:eastAsia="ru-RU" w:bidi="ar-SA"/>
+              </w:rPr>
+              <w:t>Рост себестоимости продукции</w:t>
+            </w:r>
+          </w:p>
+        </w:tc>
+        <w:tc>
+          <w:tcPr>
+            <w:tcW w:w="1616" w:type="dxa"/>
+            <w:tcBorders/>
+          </w:tcPr>
+          <w:p>
+            <w:pPr>
+              <w:pStyle w:val="Normal"/>
+              <w:widowControl w:val="false"/>
+              <w:suppressAutoHyphens w:val="true"/>
+              <w:spacing w:lineRule="auto" w:line="240" w:before="0" w:after="0"/>
+              <w:contextualSpacing/>
+              <w:jc w:val="center"/>
+              <w:rPr>
+                <w:sz w:val="22"/>
+                <w:szCs w:val="22"/>
+                <w:lang w:val="en-US"/>
+              </w:rPr>
+            </w:pPr>
+            <w:r>
+              <w:rPr>
+                <w:sz w:val="22"/>
+                <w:szCs w:val="22"/>
+                <w:lang w:val="en-US"/>
+              </w:rPr>
+              <w:t>3</w:t>
+            </w:r>
+          </w:p>
+        </w:tc>
+        <w:tc>
+          <w:tcPr>
+            <w:tcW w:w="1893" w:type="dxa"/>
+            <w:tcBorders/>
+          </w:tcPr>
+          <w:p>
+            <w:pPr>
+              <w:pStyle w:val="Normal"/>
+              <w:widowControl w:val="false"/>
+              <w:suppressAutoHyphens w:val="true"/>
+              <w:spacing w:lineRule="auto" w:line="240" w:before="0" w:after="0"/>
+              <w:contextualSpacing/>
+              <w:jc w:val="center"/>
+              <w:rPr>
+                <w:sz w:val="22"/>
+                <w:szCs w:val="22"/>
+                <w:lang w:val="en-US"/>
+              </w:rPr>
+            </w:pPr>
+            <w:r>
+              <w:rPr>
+                <w:sz w:val="22"/>
+                <w:szCs w:val="22"/>
+                <w:lang w:val="en-US"/>
+              </w:rPr>
+              <w:t>17</w:t>
+            </w:r>
+          </w:p>
+        </w:tc>
+      </w:tr>
+      <w:tr>
+        <w:trPr/>
+        <w:tc>
+          <w:tcPr>
+            <w:tcW w:w="705" w:type="dxa"/>
+            <w:tcBorders/>
+            <w:vAlign w:val="center"/>
+          </w:tcPr>
+          <w:p>
+            <w:pPr>
+              <w:pStyle w:val="Normal"/>
+              <w:widowControl w:val="false"/>
+              <w:suppressAutoHyphens w:val="true"/>
+              <w:spacing w:lineRule="auto" w:line="240" w:before="0" w:after="0"/>
+              <w:contextualSpacing/>
+              <w:jc w:val="center"/>
+              <w:rPr>
+                <w:lang w:val="ru-RU"/>
+              </w:rPr>
+            </w:pPr>
+            <w:r>
+              <w:rPr>
+                <w:rFonts w:eastAsia="Times New Roman" w:cs="Times New Roman" w:ascii="Times New Roman" w:hAnsi="Times New Roman"/>
+                <w:kern w:val="0"/>
+                <w:sz w:val="22"/>
+                <w:szCs w:val="22"/>
+                <w:lang w:val="ru-RU" w:eastAsia="ru-RU" w:bidi="ar-SA"/>
+              </w:rPr>
+              <w:t>8</w:t>
+            </w:r>
+          </w:p>
+        </w:tc>
+        <w:tc>
+          <w:tcPr>
+            <w:tcW w:w="5391" w:type="dxa"/>
+            <w:tcBorders/>
+          </w:tcPr>
+          <w:p>
+            <w:pPr>
+              <w:pStyle w:val="Normal"/>
+              <w:widowControl w:val="false"/>
+              <w:suppressAutoHyphens w:val="true"/>
+              <w:spacing w:lineRule="auto" w:line="240" w:before="0" w:after="0"/>
+              <w:contextualSpacing/>
+              <w:jc w:val="both"/>
+              <w:rPr>
+                <w:rFonts w:ascii="Times New Roman" w:hAnsi="Times New Roman"/>
+                <w:lang w:val="ru-RU"/>
+              </w:rPr>
+            </w:pPr>
+            <w:r>
+              <w:rPr>
+                <w:rFonts w:eastAsia="Times New Roman" w:cs="Times New Roman" w:ascii="Times New Roman" w:hAnsi="Times New Roman"/>
+                <w:kern w:val="0"/>
+                <w:sz w:val="22"/>
+                <w:szCs w:val="22"/>
+                <w:lang w:val="ru-RU" w:eastAsia="ru-RU" w:bidi="ar-SA"/>
+              </w:rPr>
+              <w:t>Риск потери дистрибьюторской сети</w:t>
+            </w:r>
+          </w:p>
+        </w:tc>
+        <w:tc>
+          <w:tcPr>
+            <w:tcW w:w="1616" w:type="dxa"/>
+            <w:tcBorders/>
+          </w:tcPr>
+          <w:p>
+            <w:pPr>
+              <w:pStyle w:val="Normal"/>
+              <w:widowControl w:val="false"/>
+              <w:suppressAutoHyphens w:val="true"/>
+              <w:spacing w:lineRule="auto" w:line="240" w:before="0" w:after="0"/>
+              <w:contextualSpacing/>
+              <w:jc w:val="center"/>
+              <w:rPr>
+                <w:sz w:val="22"/>
+                <w:szCs w:val="22"/>
+                <w:lang w:val="en-US"/>
+              </w:rPr>
+            </w:pPr>
+            <w:r>
+              <w:rPr>
+                <w:sz w:val="22"/>
+                <w:szCs w:val="22"/>
+                <w:lang w:val="en-US"/>
+              </w:rPr>
+              <w:t>9</w:t>
+            </w:r>
+          </w:p>
+        </w:tc>
+        <w:tc>
+          <w:tcPr>
+            <w:tcW w:w="1893" w:type="dxa"/>
+            <w:tcBorders/>
+          </w:tcPr>
+          <w:p>
+            <w:pPr>
+              <w:pStyle w:val="Normal"/>
+              <w:widowControl w:val="false"/>
+              <w:suppressAutoHyphens w:val="true"/>
+              <w:spacing w:lineRule="auto" w:line="240" w:before="0" w:after="0"/>
+              <w:contextualSpacing/>
+              <w:jc w:val="center"/>
+              <w:rPr>
+                <w:sz w:val="22"/>
+                <w:szCs w:val="22"/>
+                <w:lang w:val="en-US"/>
+              </w:rPr>
+            </w:pPr>
+            <w:r>
+              <w:rPr>
+                <w:sz w:val="22"/>
+                <w:szCs w:val="22"/>
+                <w:lang w:val="en-US"/>
+              </w:rPr>
+              <w:t>6.5</w:t>
+            </w:r>
+          </w:p>
+        </w:tc>
+      </w:tr>
+      <w:tr>
+        <w:trPr/>
+        <w:tc>
+          <w:tcPr>
+            <w:tcW w:w="705" w:type="dxa"/>
+            <w:tcBorders/>
+            <w:vAlign w:val="center"/>
+          </w:tcPr>
+          <w:p>
+            <w:pPr>
+              <w:pStyle w:val="Normal"/>
+              <w:widowControl w:val="false"/>
+              <w:suppressAutoHyphens w:val="true"/>
+              <w:spacing w:lineRule="auto" w:line="240" w:before="0" w:after="0"/>
+              <w:contextualSpacing/>
+              <w:jc w:val="center"/>
+              <w:rPr>
+                <w:lang w:val="ru-RU"/>
+              </w:rPr>
+            </w:pPr>
+            <w:r>
+              <w:rPr>
+                <w:rFonts w:eastAsia="Times New Roman" w:cs="Times New Roman" w:ascii="Times New Roman" w:hAnsi="Times New Roman"/>
+                <w:kern w:val="0"/>
+                <w:sz w:val="22"/>
+                <w:szCs w:val="22"/>
+                <w:lang w:val="ru-RU" w:eastAsia="ru-RU" w:bidi="ar-SA"/>
+              </w:rPr>
+              <w:t>9</w:t>
+            </w:r>
+          </w:p>
+        </w:tc>
+        <w:tc>
+          <w:tcPr>
+            <w:tcW w:w="5391" w:type="dxa"/>
+            <w:tcBorders/>
+          </w:tcPr>
+          <w:p>
+            <w:pPr>
+              <w:pStyle w:val="Normal"/>
+              <w:widowControl w:val="false"/>
+              <w:suppressAutoHyphens w:val="true"/>
+              <w:spacing w:lineRule="auto" w:line="240" w:before="0" w:after="0"/>
+              <w:contextualSpacing/>
+              <w:jc w:val="both"/>
+              <w:rPr>
+                <w:rFonts w:ascii="Times New Roman" w:hAnsi="Times New Roman"/>
+                <w:lang w:val="en-US"/>
+              </w:rPr>
+            </w:pPr>
+            <w:r>
+              <w:rPr>
+                <w:rFonts w:eastAsia="Times New Roman" w:cs="Times New Roman" w:ascii="Times New Roman" w:hAnsi="Times New Roman"/>
+                <w:kern w:val="0"/>
+                <w:sz w:val="22"/>
+                <w:szCs w:val="22"/>
+                <w:lang w:val="en-US" w:eastAsia="ru-RU" w:bidi="ar-SA"/>
+              </w:rPr>
+              <w:t>Сложность расширения в смежные сегменты ИБ</w:t>
+            </w:r>
+          </w:p>
+        </w:tc>
+        <w:tc>
+          <w:tcPr>
+            <w:tcW w:w="1616" w:type="dxa"/>
+            <w:tcBorders/>
+          </w:tcPr>
+          <w:p>
+            <w:pPr>
+              <w:pStyle w:val="Normal"/>
+              <w:widowControl w:val="false"/>
+              <w:suppressAutoHyphens w:val="true"/>
+              <w:spacing w:lineRule="auto" w:line="240" w:before="0" w:after="0"/>
+              <w:contextualSpacing/>
+              <w:jc w:val="center"/>
+              <w:rPr>
+                <w:sz w:val="22"/>
+                <w:szCs w:val="22"/>
+                <w:lang w:val="en-US"/>
+              </w:rPr>
+            </w:pPr>
+            <w:r>
+              <w:rPr>
+                <w:sz w:val="22"/>
+                <w:szCs w:val="22"/>
+                <w:lang w:val="en-US"/>
+              </w:rPr>
+              <w:t>14</w:t>
+            </w:r>
+          </w:p>
+        </w:tc>
+        <w:tc>
+          <w:tcPr>
+            <w:tcW w:w="1893" w:type="dxa"/>
+            <w:tcBorders/>
+          </w:tcPr>
+          <w:p>
+            <w:pPr>
+              <w:pStyle w:val="Normal"/>
+              <w:widowControl w:val="false"/>
+              <w:suppressAutoHyphens w:val="true"/>
+              <w:spacing w:lineRule="auto" w:line="240" w:before="0" w:after="0"/>
+              <w:contextualSpacing/>
+              <w:jc w:val="center"/>
+              <w:rPr>
+                <w:sz w:val="22"/>
+                <w:szCs w:val="22"/>
+                <w:lang w:val="en-US"/>
+              </w:rPr>
+            </w:pPr>
+            <w:r>
+              <w:rPr>
+                <w:sz w:val="22"/>
+                <w:szCs w:val="22"/>
+                <w:lang w:val="en-US"/>
+              </w:rPr>
+              <w:t>1.5</w:t>
+            </w:r>
+          </w:p>
+        </w:tc>
+      </w:tr>
+      <w:tr>
+        <w:trPr/>
+        <w:tc>
+          <w:tcPr>
+            <w:tcW w:w="705" w:type="dxa"/>
+            <w:tcBorders/>
+            <w:vAlign w:val="center"/>
+          </w:tcPr>
+          <w:p>
+            <w:pPr>
+              <w:pStyle w:val="Normal"/>
+              <w:widowControl w:val="false"/>
+              <w:suppressAutoHyphens w:val="true"/>
+              <w:spacing w:lineRule="auto" w:line="240" w:before="0" w:after="0"/>
+              <w:contextualSpacing/>
+              <w:jc w:val="center"/>
+              <w:rPr>
+                <w:lang w:val="ru-RU"/>
+              </w:rPr>
+            </w:pPr>
+            <w:r>
+              <w:rPr>
+                <w:rFonts w:eastAsia="Times New Roman" w:cs="Times New Roman" w:ascii="Times New Roman" w:hAnsi="Times New Roman"/>
+                <w:kern w:val="0"/>
+                <w:sz w:val="22"/>
+                <w:szCs w:val="22"/>
+                <w:lang w:val="ru-RU" w:eastAsia="ru-RU" w:bidi="ar-SA"/>
+              </w:rPr>
+              <w:t>10</w:t>
+            </w:r>
+          </w:p>
+        </w:tc>
+        <w:tc>
+          <w:tcPr>
+            <w:tcW w:w="5391" w:type="dxa"/>
+            <w:tcBorders/>
+          </w:tcPr>
+          <w:p>
+            <w:pPr>
+              <w:pStyle w:val="Normal"/>
+              <w:widowControl w:val="false"/>
+              <w:suppressAutoHyphens w:val="true"/>
+              <w:spacing w:lineRule="auto" w:line="240" w:before="0" w:after="0"/>
+              <w:contextualSpacing/>
+              <w:jc w:val="both"/>
+              <w:rPr>
+                <w:rFonts w:ascii="Times New Roman" w:hAnsi="Times New Roman"/>
+                <w:lang w:val="en-US"/>
+              </w:rPr>
+            </w:pPr>
+            <w:r>
+              <w:rPr>
+                <w:rFonts w:eastAsia="Times New Roman" w:cs="Times New Roman" w:ascii="Times New Roman" w:hAnsi="Times New Roman"/>
+                <w:kern w:val="0"/>
+                <w:sz w:val="22"/>
+                <w:szCs w:val="22"/>
+                <w:lang w:val="en-US" w:eastAsia="ru-RU" w:bidi="ar-SA"/>
+              </w:rPr>
+              <w:t>Увеличение затрат на поддержание экспертизы в области ИБ</w:t>
+            </w:r>
+          </w:p>
+        </w:tc>
+        <w:tc>
+          <w:tcPr>
+            <w:tcW w:w="1616" w:type="dxa"/>
+            <w:tcBorders/>
+          </w:tcPr>
+          <w:p>
+            <w:pPr>
+              <w:pStyle w:val="Normal"/>
+              <w:widowControl w:val="false"/>
+              <w:suppressAutoHyphens w:val="true"/>
+              <w:spacing w:lineRule="auto" w:line="240" w:before="0" w:after="0"/>
+              <w:contextualSpacing/>
+              <w:jc w:val="center"/>
+              <w:rPr>
+                <w:sz w:val="22"/>
+                <w:szCs w:val="22"/>
+                <w:lang w:val="en-US"/>
+              </w:rPr>
+            </w:pPr>
+            <w:r>
+              <w:rPr>
+                <w:sz w:val="22"/>
+                <w:szCs w:val="22"/>
+                <w:lang w:val="en-US"/>
+              </w:rPr>
+              <w:t>5</w:t>
+            </w:r>
+          </w:p>
+        </w:tc>
+        <w:tc>
+          <w:tcPr>
+            <w:tcW w:w="1893" w:type="dxa"/>
+            <w:tcBorders/>
+          </w:tcPr>
+          <w:p>
+            <w:pPr>
+              <w:pStyle w:val="Normal"/>
+              <w:widowControl w:val="false"/>
+              <w:suppressAutoHyphens w:val="true"/>
+              <w:spacing w:lineRule="auto" w:line="240" w:before="0" w:after="0"/>
+              <w:contextualSpacing/>
+              <w:jc w:val="center"/>
+              <w:rPr>
+                <w:sz w:val="22"/>
+                <w:szCs w:val="22"/>
+                <w:lang w:val="en-US"/>
+              </w:rPr>
+            </w:pPr>
+            <w:r>
+              <w:rPr>
+                <w:sz w:val="22"/>
+                <w:szCs w:val="22"/>
+                <w:lang w:val="en-US"/>
+              </w:rPr>
+              <w:t>10.5</w:t>
+            </w:r>
+          </w:p>
+        </w:tc>
+      </w:tr>
+      <w:tr>
+        <w:trPr/>
+        <w:tc>
+          <w:tcPr>
+            <w:tcW w:w="705" w:type="dxa"/>
+            <w:tcBorders/>
+            <w:vAlign w:val="center"/>
+          </w:tcPr>
+          <w:p>
+            <w:pPr>
+              <w:pStyle w:val="Normal"/>
+              <w:widowControl w:val="false"/>
+              <w:suppressAutoHyphens w:val="true"/>
+              <w:spacing w:lineRule="auto" w:line="240" w:before="0" w:after="0"/>
+              <w:contextualSpacing/>
+              <w:jc w:val="center"/>
+              <w:rPr>
+                <w:lang w:val="ru-RU"/>
+              </w:rPr>
+            </w:pPr>
+            <w:r>
+              <w:rPr>
+                <w:rFonts w:eastAsia="Times New Roman" w:cs="Times New Roman" w:ascii="Times New Roman" w:hAnsi="Times New Roman"/>
+                <w:kern w:val="0"/>
+                <w:sz w:val="22"/>
+                <w:szCs w:val="22"/>
+                <w:lang w:val="ru-RU" w:eastAsia="ru-RU" w:bidi="ar-SA"/>
+              </w:rPr>
+              <w:t>11</w:t>
+            </w:r>
+          </w:p>
+        </w:tc>
+        <w:tc>
+          <w:tcPr>
+            <w:tcW w:w="5391" w:type="dxa"/>
+            <w:tcBorders/>
+          </w:tcPr>
+          <w:p>
+            <w:pPr>
+              <w:pStyle w:val="Normal"/>
+              <w:widowControl w:val="false"/>
+              <w:suppressAutoHyphens w:val="true"/>
+              <w:spacing w:lineRule="auto" w:line="240" w:before="0" w:after="0"/>
+              <w:contextualSpacing/>
+              <w:jc w:val="both"/>
+              <w:rPr>
+                <w:rFonts w:ascii="Times New Roman" w:hAnsi="Times New Roman"/>
+                <w:lang w:val="ru-RU"/>
+              </w:rPr>
+            </w:pPr>
+            <w:r>
+              <w:rPr>
+                <w:rFonts w:eastAsia="Times New Roman" w:cs="Times New Roman" w:ascii="Times New Roman" w:hAnsi="Times New Roman"/>
+                <w:kern w:val="0"/>
+                <w:sz w:val="22"/>
+                <w:szCs w:val="22"/>
+                <w:lang w:val="ru-RU" w:eastAsia="ru-RU" w:bidi="ar-SA"/>
+              </w:rPr>
+              <w:t>Зависимость финансового результата от успешности продаж в государственные учреждения на новых территориях</w:t>
+            </w:r>
+          </w:p>
+        </w:tc>
+        <w:tc>
+          <w:tcPr>
+            <w:tcW w:w="1616" w:type="dxa"/>
+            <w:tcBorders/>
+          </w:tcPr>
+          <w:p>
+            <w:pPr>
+              <w:pStyle w:val="Normal"/>
+              <w:widowControl w:val="false"/>
+              <w:suppressAutoHyphens w:val="true"/>
+              <w:spacing w:lineRule="auto" w:line="240" w:before="0" w:after="0"/>
+              <w:contextualSpacing/>
+              <w:jc w:val="center"/>
+              <w:rPr>
+                <w:sz w:val="22"/>
+                <w:szCs w:val="22"/>
+                <w:lang w:val="en-US"/>
+              </w:rPr>
+            </w:pPr>
+            <w:r>
+              <w:rPr>
+                <w:sz w:val="22"/>
+                <w:szCs w:val="22"/>
+                <w:lang w:val="en-US"/>
+              </w:rPr>
+              <w:t>4</w:t>
+            </w:r>
+          </w:p>
+        </w:tc>
+        <w:tc>
+          <w:tcPr>
+            <w:tcW w:w="1893" w:type="dxa"/>
+            <w:tcBorders/>
+          </w:tcPr>
+          <w:p>
+            <w:pPr>
+              <w:pStyle w:val="Normal"/>
+              <w:widowControl w:val="false"/>
+              <w:suppressAutoHyphens w:val="true"/>
+              <w:spacing w:lineRule="auto" w:line="240" w:before="0" w:after="0"/>
+              <w:contextualSpacing/>
+              <w:jc w:val="center"/>
+              <w:rPr>
+                <w:sz w:val="22"/>
+                <w:szCs w:val="22"/>
+                <w:lang w:val="en-US"/>
+              </w:rPr>
+            </w:pPr>
+            <w:r>
+              <w:rPr>
+                <w:sz w:val="22"/>
+                <w:szCs w:val="22"/>
+                <w:lang w:val="en-US"/>
+              </w:rPr>
+              <w:t>14</w:t>
+            </w:r>
+          </w:p>
+        </w:tc>
+      </w:tr>
+      <w:tr>
+        <w:trPr/>
+        <w:tc>
+          <w:tcPr>
+            <w:tcW w:w="705" w:type="dxa"/>
+            <w:tcBorders/>
+            <w:vAlign w:val="center"/>
+          </w:tcPr>
+          <w:p>
+            <w:pPr>
+              <w:pStyle w:val="Normal"/>
+              <w:widowControl w:val="false"/>
+              <w:suppressAutoHyphens w:val="true"/>
+              <w:spacing w:lineRule="auto" w:line="240" w:before="0" w:after="0"/>
+              <w:contextualSpacing/>
+              <w:jc w:val="center"/>
+              <w:rPr>
+                <w:lang w:val="ru-RU"/>
+              </w:rPr>
+            </w:pPr>
+            <w:r>
+              <w:rPr>
+                <w:rFonts w:eastAsia="Times New Roman" w:cs="Times New Roman" w:ascii="Times New Roman" w:hAnsi="Times New Roman"/>
+                <w:kern w:val="0"/>
+                <w:sz w:val="22"/>
+                <w:szCs w:val="22"/>
+                <w:lang w:val="ru-RU" w:eastAsia="ru-RU" w:bidi="ar-SA"/>
+              </w:rPr>
+              <w:t>12</w:t>
+            </w:r>
+          </w:p>
+        </w:tc>
+        <w:tc>
+          <w:tcPr>
+            <w:tcW w:w="5391" w:type="dxa"/>
+            <w:tcBorders/>
+          </w:tcPr>
+          <w:p>
+            <w:pPr>
+              <w:pStyle w:val="Normal"/>
+              <w:widowControl w:val="false"/>
+              <w:suppressAutoHyphens w:val="true"/>
+              <w:spacing w:lineRule="auto" w:line="240" w:before="0" w:after="0"/>
+              <w:contextualSpacing/>
+              <w:jc w:val="both"/>
+              <w:rPr>
+                <w:rFonts w:ascii="Times New Roman" w:hAnsi="Times New Roman"/>
+                <w:lang w:val="ru-RU"/>
+              </w:rPr>
+            </w:pPr>
+            <w:r>
+              <w:rPr>
+                <w:rFonts w:eastAsia="Times New Roman" w:cs="Times New Roman" w:ascii="Times New Roman" w:hAnsi="Times New Roman"/>
+                <w:kern w:val="0"/>
+                <w:sz w:val="22"/>
+                <w:szCs w:val="22"/>
+                <w:lang w:val="ru-RU" w:eastAsia="ru-RU" w:bidi="ar-SA"/>
+              </w:rPr>
+              <w:t xml:space="preserve">Уязвимость финансовой устойчивости при росте цен на компоненты для </w:t>
+            </w:r>
+            <w:r>
+              <w:rPr>
+                <w:rFonts w:eastAsia="Times New Roman" w:cs="Times New Roman" w:ascii="Times New Roman" w:hAnsi="Times New Roman"/>
+                <w:kern w:val="0"/>
+                <w:sz w:val="22"/>
+                <w:szCs w:val="22"/>
+                <w:lang w:val="en-US" w:eastAsia="ru-RU" w:bidi="ar-SA"/>
+              </w:rPr>
+              <w:t>МСЭ</w:t>
+            </w:r>
+          </w:p>
+        </w:tc>
+        <w:tc>
+          <w:tcPr>
+            <w:tcW w:w="1616" w:type="dxa"/>
+            <w:tcBorders/>
+          </w:tcPr>
+          <w:p>
+            <w:pPr>
+              <w:pStyle w:val="Normal"/>
+              <w:widowControl w:val="false"/>
+              <w:suppressAutoHyphens w:val="true"/>
+              <w:spacing w:lineRule="auto" w:line="240" w:before="0" w:after="0"/>
+              <w:contextualSpacing/>
+              <w:jc w:val="center"/>
+              <w:rPr>
+                <w:sz w:val="22"/>
+                <w:szCs w:val="22"/>
+                <w:lang w:val="en-US"/>
+              </w:rPr>
+            </w:pPr>
+            <w:r>
+              <w:rPr>
+                <w:sz w:val="22"/>
+                <w:szCs w:val="22"/>
+                <w:lang w:val="en-US"/>
+              </w:rPr>
+              <w:t>3</w:t>
+            </w:r>
+          </w:p>
+        </w:tc>
+        <w:tc>
+          <w:tcPr>
+            <w:tcW w:w="1893" w:type="dxa"/>
+            <w:tcBorders/>
+          </w:tcPr>
+          <w:p>
+            <w:pPr>
+              <w:pStyle w:val="Normal"/>
+              <w:widowControl w:val="false"/>
+              <w:suppressAutoHyphens w:val="true"/>
+              <w:spacing w:lineRule="auto" w:line="240" w:before="0" w:after="0"/>
+              <w:contextualSpacing/>
+              <w:jc w:val="center"/>
+              <w:rPr>
+                <w:sz w:val="22"/>
+                <w:szCs w:val="22"/>
+                <w:lang w:val="en-US"/>
+              </w:rPr>
+            </w:pPr>
+            <w:r>
+              <w:rPr>
+                <w:sz w:val="22"/>
+                <w:szCs w:val="22"/>
+                <w:lang w:val="en-US"/>
+              </w:rPr>
+              <w:t>17</w:t>
+            </w:r>
+          </w:p>
+        </w:tc>
+      </w:tr>
+      <w:tr>
+        <w:trPr/>
+        <w:tc>
+          <w:tcPr>
+            <w:tcW w:w="705" w:type="dxa"/>
+            <w:tcBorders/>
+            <w:vAlign w:val="center"/>
+          </w:tcPr>
+          <w:p>
+            <w:pPr>
+              <w:pStyle w:val="Normal"/>
+              <w:widowControl w:val="false"/>
+              <w:suppressAutoHyphens w:val="true"/>
+              <w:spacing w:lineRule="auto" w:line="240" w:before="0" w:after="0"/>
+              <w:contextualSpacing/>
+              <w:jc w:val="center"/>
+              <w:rPr>
+                <w:lang w:val="ru-RU"/>
+              </w:rPr>
+            </w:pPr>
+            <w:r>
+              <w:rPr>
+                <w:rFonts w:eastAsia="Times New Roman" w:cs="Times New Roman" w:ascii="Times New Roman" w:hAnsi="Times New Roman"/>
+                <w:kern w:val="0"/>
+                <w:sz w:val="22"/>
+                <w:szCs w:val="22"/>
+                <w:lang w:val="ru-RU" w:eastAsia="ru-RU" w:bidi="ar-SA"/>
+              </w:rPr>
+              <w:t>13</w:t>
+            </w:r>
+          </w:p>
+        </w:tc>
+        <w:tc>
+          <w:tcPr>
+            <w:tcW w:w="5391" w:type="dxa"/>
+            <w:tcBorders/>
+          </w:tcPr>
+          <w:p>
+            <w:pPr>
+              <w:pStyle w:val="Normal"/>
+              <w:widowControl w:val="false"/>
+              <w:suppressAutoHyphens w:val="true"/>
+              <w:spacing w:lineRule="auto" w:line="240" w:before="0" w:after="0"/>
+              <w:contextualSpacing/>
+              <w:jc w:val="both"/>
+              <w:rPr>
+                <w:rFonts w:ascii="Times New Roman" w:hAnsi="Times New Roman"/>
+                <w:lang w:val="en-US"/>
+              </w:rPr>
+            </w:pPr>
+            <w:r>
+              <w:rPr>
+                <w:rFonts w:eastAsia="Times New Roman" w:cs="Times New Roman" w:ascii="Times New Roman" w:hAnsi="Times New Roman"/>
+                <w:kern w:val="0"/>
+                <w:sz w:val="22"/>
+                <w:szCs w:val="22"/>
+                <w:lang w:val="en-US" w:eastAsia="ru-RU" w:bidi="ar-SA"/>
+              </w:rPr>
+              <w:t>Замещение ушедших продуктов конкурентами</w:t>
+            </w:r>
+          </w:p>
+        </w:tc>
+        <w:tc>
+          <w:tcPr>
+            <w:tcW w:w="1616" w:type="dxa"/>
+            <w:tcBorders/>
+          </w:tcPr>
+          <w:p>
+            <w:pPr>
+              <w:pStyle w:val="Normal"/>
+              <w:widowControl w:val="false"/>
+              <w:suppressAutoHyphens w:val="true"/>
+              <w:spacing w:lineRule="auto" w:line="240" w:before="0" w:after="0"/>
+              <w:contextualSpacing/>
+              <w:jc w:val="center"/>
+              <w:rPr>
+                <w:sz w:val="22"/>
+                <w:szCs w:val="22"/>
+                <w:lang w:val="en-US"/>
+              </w:rPr>
+            </w:pPr>
+            <w:r>
+              <w:rPr>
+                <w:sz w:val="22"/>
+                <w:szCs w:val="22"/>
+                <w:lang w:val="en-US"/>
+              </w:rPr>
+              <w:t>4</w:t>
+            </w:r>
+          </w:p>
+        </w:tc>
+        <w:tc>
+          <w:tcPr>
+            <w:tcW w:w="1893" w:type="dxa"/>
+            <w:tcBorders/>
+          </w:tcPr>
+          <w:p>
+            <w:pPr>
+              <w:pStyle w:val="Normal"/>
+              <w:widowControl w:val="false"/>
+              <w:suppressAutoHyphens w:val="true"/>
+              <w:spacing w:lineRule="auto" w:line="240" w:before="0" w:after="0"/>
+              <w:contextualSpacing/>
+              <w:jc w:val="center"/>
+              <w:rPr>
+                <w:sz w:val="22"/>
+                <w:szCs w:val="22"/>
+                <w:lang w:val="en-US"/>
+              </w:rPr>
+            </w:pPr>
+            <w:r>
+              <w:rPr>
+                <w:sz w:val="22"/>
+                <w:szCs w:val="22"/>
+                <w:lang w:val="en-US"/>
+              </w:rPr>
+              <w:t>14</w:t>
+            </w:r>
+          </w:p>
+        </w:tc>
+      </w:tr>
+      <w:tr>
+        <w:trPr/>
+        <w:tc>
+          <w:tcPr>
+            <w:tcW w:w="705" w:type="dxa"/>
+            <w:tcBorders/>
+            <w:vAlign w:val="center"/>
+          </w:tcPr>
+          <w:p>
+            <w:pPr>
+              <w:pStyle w:val="Normal"/>
+              <w:widowControl w:val="false"/>
+              <w:suppressAutoHyphens w:val="true"/>
+              <w:spacing w:lineRule="auto" w:line="240" w:before="0" w:after="0"/>
+              <w:contextualSpacing/>
+              <w:jc w:val="center"/>
+              <w:rPr>
+                <w:lang w:val="ru-RU"/>
+              </w:rPr>
+            </w:pPr>
+            <w:r>
+              <w:rPr>
+                <w:rFonts w:eastAsia="Times New Roman" w:cs="Times New Roman" w:ascii="Times New Roman" w:hAnsi="Times New Roman"/>
+                <w:kern w:val="0"/>
+                <w:sz w:val="22"/>
+                <w:szCs w:val="22"/>
+                <w:lang w:val="ru-RU" w:eastAsia="ru-RU" w:bidi="ar-SA"/>
+              </w:rPr>
+              <w:t>14</w:t>
+            </w:r>
+          </w:p>
+        </w:tc>
+        <w:tc>
+          <w:tcPr>
+            <w:tcW w:w="5391" w:type="dxa"/>
+            <w:tcBorders/>
+          </w:tcPr>
+          <w:p>
+            <w:pPr>
+              <w:pStyle w:val="Normal"/>
+              <w:widowControl w:val="false"/>
+              <w:suppressAutoHyphens w:val="true"/>
+              <w:spacing w:lineRule="auto" w:line="240" w:before="0" w:after="0"/>
+              <w:contextualSpacing/>
+              <w:jc w:val="both"/>
+              <w:rPr>
+                <w:rFonts w:ascii="Times New Roman" w:hAnsi="Times New Roman"/>
+                <w:lang w:val="en-US"/>
+              </w:rPr>
+            </w:pPr>
+            <w:r>
+              <w:rPr>
+                <w:rFonts w:eastAsia="Times New Roman" w:cs="Times New Roman" w:ascii="Times New Roman" w:hAnsi="Times New Roman"/>
+                <w:kern w:val="0"/>
+                <w:sz w:val="22"/>
+                <w:szCs w:val="22"/>
+                <w:lang w:val="en-US" w:eastAsia="ru-RU" w:bidi="ar-SA"/>
+              </w:rPr>
+              <w:t>Необходимость диверсификации продуктовой линейки</w:t>
+            </w:r>
+          </w:p>
+        </w:tc>
+        <w:tc>
+          <w:tcPr>
+            <w:tcW w:w="1616" w:type="dxa"/>
+            <w:tcBorders/>
+          </w:tcPr>
+          <w:p>
+            <w:pPr>
+              <w:pStyle w:val="Normal"/>
+              <w:widowControl w:val="false"/>
+              <w:suppressAutoHyphens w:val="true"/>
+              <w:spacing w:lineRule="auto" w:line="240" w:before="0" w:after="0"/>
+              <w:contextualSpacing/>
+              <w:jc w:val="center"/>
+              <w:rPr>
+                <w:sz w:val="22"/>
+                <w:szCs w:val="22"/>
+                <w:lang w:val="en-US"/>
+              </w:rPr>
+            </w:pPr>
+            <w:r>
+              <w:rPr>
+                <w:sz w:val="22"/>
+                <w:szCs w:val="22"/>
+                <w:lang w:val="en-US"/>
+              </w:rPr>
+              <w:t>14</w:t>
+            </w:r>
+          </w:p>
+        </w:tc>
+        <w:tc>
+          <w:tcPr>
+            <w:tcW w:w="1893" w:type="dxa"/>
+            <w:tcBorders/>
+          </w:tcPr>
+          <w:p>
+            <w:pPr>
+              <w:pStyle w:val="Normal"/>
+              <w:widowControl w:val="false"/>
+              <w:suppressAutoHyphens w:val="true"/>
+              <w:spacing w:lineRule="auto" w:line="240" w:before="0" w:after="0"/>
+              <w:contextualSpacing/>
+              <w:jc w:val="center"/>
+              <w:rPr>
+                <w:sz w:val="22"/>
+                <w:szCs w:val="22"/>
+                <w:lang w:val="en-US"/>
+              </w:rPr>
+            </w:pPr>
+            <w:r>
+              <w:rPr>
+                <w:sz w:val="22"/>
+                <w:szCs w:val="22"/>
+                <w:lang w:val="en-US"/>
+              </w:rPr>
+              <w:t>1.5</w:t>
+            </w:r>
+          </w:p>
+        </w:tc>
+      </w:tr>
+      <w:tr>
+        <w:trPr/>
+        <w:tc>
+          <w:tcPr>
+            <w:tcW w:w="705" w:type="dxa"/>
+            <w:tcBorders/>
+            <w:vAlign w:val="center"/>
+          </w:tcPr>
+          <w:p>
+            <w:pPr>
+              <w:pStyle w:val="Normal"/>
+              <w:widowControl w:val="false"/>
+              <w:suppressAutoHyphens w:val="true"/>
+              <w:spacing w:lineRule="auto" w:line="240" w:before="0" w:after="0"/>
+              <w:contextualSpacing/>
+              <w:jc w:val="center"/>
+              <w:rPr>
+                <w:lang w:val="ru-RU"/>
+              </w:rPr>
+            </w:pPr>
+            <w:r>
+              <w:rPr>
+                <w:rFonts w:eastAsia="Times New Roman" w:cs="Times New Roman" w:ascii="Times New Roman" w:hAnsi="Times New Roman"/>
+                <w:kern w:val="0"/>
+                <w:sz w:val="22"/>
+                <w:szCs w:val="22"/>
+                <w:lang w:val="ru-RU" w:eastAsia="ru-RU" w:bidi="ar-SA"/>
+              </w:rPr>
+              <w:t>15</w:t>
+            </w:r>
+          </w:p>
+        </w:tc>
+        <w:tc>
+          <w:tcPr>
+            <w:tcW w:w="5391" w:type="dxa"/>
+            <w:tcBorders/>
+          </w:tcPr>
+          <w:p>
+            <w:pPr>
+              <w:pStyle w:val="Normal"/>
+              <w:widowControl w:val="false"/>
+              <w:suppressAutoHyphens w:val="true"/>
+              <w:spacing w:lineRule="auto" w:line="240" w:before="0" w:after="0"/>
+              <w:contextualSpacing/>
+              <w:jc w:val="both"/>
+              <w:rPr>
+                <w:rFonts w:ascii="Times New Roman" w:hAnsi="Times New Roman"/>
+                <w:lang w:val="en-US"/>
+              </w:rPr>
+            </w:pPr>
+            <w:r>
+              <w:rPr>
+                <w:rFonts w:ascii="Times New Roman" w:hAnsi="Times New Roman"/>
+                <w:sz w:val="20"/>
+                <w:lang w:val="en-US"/>
+              </w:rPr>
+              <w:t>Потребность в повышении лояльности интеграторов</w:t>
+            </w:r>
+          </w:p>
+        </w:tc>
+        <w:tc>
+          <w:tcPr>
+            <w:tcW w:w="1616" w:type="dxa"/>
+            <w:tcBorders/>
+          </w:tcPr>
+          <w:p>
+            <w:pPr>
+              <w:pStyle w:val="Normal"/>
+              <w:widowControl w:val="false"/>
+              <w:suppressAutoHyphens w:val="true"/>
+              <w:spacing w:lineRule="auto" w:line="240" w:before="0" w:after="0"/>
+              <w:contextualSpacing/>
+              <w:jc w:val="center"/>
+              <w:rPr>
+                <w:sz w:val="22"/>
+                <w:szCs w:val="22"/>
+                <w:lang w:val="en-US"/>
+              </w:rPr>
+            </w:pPr>
+            <w:r>
+              <w:rPr>
+                <w:sz w:val="22"/>
+                <w:szCs w:val="22"/>
+                <w:lang w:val="en-US"/>
+              </w:rPr>
+              <w:t>9</w:t>
+            </w:r>
+          </w:p>
+        </w:tc>
+        <w:tc>
+          <w:tcPr>
+            <w:tcW w:w="1893" w:type="dxa"/>
+            <w:tcBorders/>
+          </w:tcPr>
+          <w:p>
+            <w:pPr>
+              <w:pStyle w:val="Normal"/>
+              <w:widowControl w:val="false"/>
+              <w:suppressAutoHyphens w:val="true"/>
+              <w:spacing w:lineRule="auto" w:line="240" w:before="0" w:after="0"/>
+              <w:contextualSpacing/>
+              <w:jc w:val="center"/>
+              <w:rPr>
+                <w:sz w:val="22"/>
+                <w:szCs w:val="22"/>
+                <w:lang w:val="en-US"/>
+              </w:rPr>
+            </w:pPr>
+            <w:r>
+              <w:rPr>
+                <w:sz w:val="22"/>
+                <w:szCs w:val="22"/>
+                <w:lang w:val="en-US"/>
+              </w:rPr>
+              <w:t>6.5</w:t>
+            </w:r>
+          </w:p>
+        </w:tc>
+      </w:tr>
+      <w:tr>
+        <w:trPr/>
+        <w:tc>
+          <w:tcPr>
+            <w:tcW w:w="705" w:type="dxa"/>
+            <w:tcBorders/>
+            <w:vAlign w:val="center"/>
+          </w:tcPr>
+          <w:p>
+            <w:pPr>
+              <w:pStyle w:val="Normal"/>
+              <w:widowControl w:val="false"/>
+              <w:suppressAutoHyphens w:val="true"/>
+              <w:spacing w:lineRule="auto" w:line="240" w:before="0" w:after="0"/>
+              <w:contextualSpacing/>
+              <w:jc w:val="center"/>
+              <w:rPr>
+                <w:lang w:val="ru-RU"/>
+              </w:rPr>
+            </w:pPr>
+            <w:r>
+              <w:rPr>
+                <w:rFonts w:eastAsia="Times New Roman" w:cs="Times New Roman" w:ascii="Times New Roman" w:hAnsi="Times New Roman"/>
+                <w:kern w:val="0"/>
+                <w:sz w:val="22"/>
+                <w:szCs w:val="22"/>
+                <w:lang w:val="ru-RU" w:eastAsia="ru-RU" w:bidi="ar-SA"/>
+              </w:rPr>
+              <w:t>16</w:t>
+            </w:r>
+          </w:p>
+        </w:tc>
+        <w:tc>
+          <w:tcPr>
+            <w:tcW w:w="5391" w:type="dxa"/>
+            <w:tcBorders/>
+          </w:tcPr>
+          <w:p>
+            <w:pPr>
+              <w:pStyle w:val="Normal"/>
+              <w:widowControl w:val="false"/>
+              <w:suppressAutoHyphens w:val="true"/>
+              <w:spacing w:lineRule="auto" w:line="240" w:before="0" w:after="0"/>
+              <w:contextualSpacing/>
+              <w:jc w:val="both"/>
+              <w:rPr>
+                <w:rFonts w:ascii="Times New Roman" w:hAnsi="Times New Roman"/>
+                <w:lang w:val="en-US"/>
+              </w:rPr>
+            </w:pPr>
+            <w:r>
+              <w:rPr>
+                <w:rFonts w:eastAsia="Times New Roman" w:cs="Times New Roman" w:ascii="Times New Roman" w:hAnsi="Times New Roman"/>
+                <w:kern w:val="0"/>
+                <w:sz w:val="22"/>
+                <w:szCs w:val="22"/>
+                <w:lang w:val="en-US" w:eastAsia="ru-RU" w:bidi="ar-SA"/>
+              </w:rPr>
+              <w:t>Сложность экспансии на новые рынки</w:t>
+            </w:r>
+          </w:p>
+        </w:tc>
+        <w:tc>
+          <w:tcPr>
+            <w:tcW w:w="1616" w:type="dxa"/>
+            <w:tcBorders/>
+          </w:tcPr>
+          <w:p>
+            <w:pPr>
+              <w:pStyle w:val="Normal"/>
+              <w:widowControl w:val="false"/>
+              <w:suppressAutoHyphens w:val="true"/>
+              <w:spacing w:lineRule="auto" w:line="240" w:before="0" w:after="0"/>
+              <w:contextualSpacing/>
+              <w:jc w:val="center"/>
+              <w:rPr>
+                <w:sz w:val="22"/>
+                <w:szCs w:val="22"/>
+                <w:lang w:val="en-US"/>
+              </w:rPr>
+            </w:pPr>
+            <w:r>
+              <w:rPr>
+                <w:sz w:val="22"/>
+                <w:szCs w:val="22"/>
+                <w:lang w:val="en-US"/>
+              </w:rPr>
+              <w:t>5</w:t>
+            </w:r>
+          </w:p>
+        </w:tc>
+        <w:tc>
+          <w:tcPr>
+            <w:tcW w:w="1893" w:type="dxa"/>
+            <w:tcBorders/>
+          </w:tcPr>
+          <w:p>
+            <w:pPr>
+              <w:pStyle w:val="Normal"/>
+              <w:widowControl w:val="false"/>
+              <w:suppressAutoHyphens w:val="true"/>
+              <w:spacing w:lineRule="auto" w:line="240" w:before="0" w:after="0"/>
+              <w:contextualSpacing/>
+              <w:jc w:val="center"/>
+              <w:rPr>
+                <w:sz w:val="22"/>
+                <w:szCs w:val="22"/>
+                <w:lang w:val="en-US"/>
+              </w:rPr>
+            </w:pPr>
+            <w:r>
+              <w:rPr>
+                <w:sz w:val="22"/>
+                <w:szCs w:val="22"/>
+                <w:lang w:val="en-US"/>
+              </w:rPr>
+              <w:t>10.5</w:t>
+            </w:r>
+          </w:p>
+        </w:tc>
+      </w:tr>
+      <w:tr>
+        <w:trPr/>
+        <w:tc>
+          <w:tcPr>
+            <w:tcW w:w="705" w:type="dxa"/>
+            <w:tcBorders/>
+            <w:vAlign w:val="center"/>
+          </w:tcPr>
+          <w:p>
+            <w:pPr>
+              <w:pStyle w:val="Normal"/>
+              <w:widowControl w:val="false"/>
+              <w:suppressAutoHyphens w:val="true"/>
+              <w:spacing w:lineRule="auto" w:line="240" w:before="0" w:after="0"/>
+              <w:contextualSpacing/>
+              <w:jc w:val="center"/>
+              <w:rPr>
+                <w:lang w:val="ru-RU"/>
+              </w:rPr>
+            </w:pPr>
+            <w:r>
+              <w:rPr>
+                <w:rFonts w:eastAsia="Times New Roman" w:cs="Times New Roman" w:ascii="Times New Roman" w:hAnsi="Times New Roman"/>
+                <w:kern w:val="0"/>
+                <w:sz w:val="22"/>
+                <w:szCs w:val="22"/>
+                <w:lang w:val="ru-RU" w:eastAsia="ru-RU" w:bidi="ar-SA"/>
+              </w:rPr>
+              <w:t>17</w:t>
+            </w:r>
+          </w:p>
+        </w:tc>
+        <w:tc>
+          <w:tcPr>
+            <w:tcW w:w="5391" w:type="dxa"/>
+            <w:tcBorders/>
+          </w:tcPr>
+          <w:p>
+            <w:pPr>
+              <w:pStyle w:val="Normal"/>
+              <w:widowControl w:val="false"/>
+              <w:suppressAutoHyphens w:val="true"/>
+              <w:spacing w:lineRule="auto" w:line="240" w:before="0" w:after="0"/>
+              <w:contextualSpacing/>
+              <w:jc w:val="both"/>
+              <w:rPr>
+                <w:rFonts w:ascii="Times New Roman" w:hAnsi="Times New Roman"/>
+                <w:lang w:val="en-US"/>
+              </w:rPr>
+            </w:pPr>
+            <w:r>
+              <w:rPr>
+                <w:rFonts w:ascii="Times New Roman" w:hAnsi="Times New Roman"/>
+                <w:sz w:val="20"/>
+                <w:lang w:val="en-US"/>
+              </w:rPr>
+              <w:t>Рост операционных рисков</w:t>
+            </w:r>
+          </w:p>
+        </w:tc>
+        <w:tc>
+          <w:tcPr>
+            <w:tcW w:w="1616" w:type="dxa"/>
+            <w:tcBorders/>
+          </w:tcPr>
+          <w:p>
+            <w:pPr>
+              <w:pStyle w:val="Normal"/>
+              <w:widowControl w:val="false"/>
+              <w:suppressAutoHyphens w:val="true"/>
+              <w:spacing w:lineRule="auto" w:line="240" w:before="0" w:after="0"/>
+              <w:contextualSpacing/>
+              <w:jc w:val="center"/>
+              <w:rPr>
+                <w:sz w:val="22"/>
+                <w:szCs w:val="22"/>
+                <w:lang w:val="en-US"/>
+              </w:rPr>
+            </w:pPr>
+            <w:r>
+              <w:rPr>
+                <w:sz w:val="22"/>
+                <w:szCs w:val="22"/>
+                <w:lang w:val="en-US"/>
+              </w:rPr>
+              <w:t>5</w:t>
+            </w:r>
+          </w:p>
+        </w:tc>
+        <w:tc>
+          <w:tcPr>
+            <w:tcW w:w="1893" w:type="dxa"/>
+            <w:tcBorders/>
+          </w:tcPr>
+          <w:p>
+            <w:pPr>
+              <w:pStyle w:val="Normal"/>
+              <w:widowControl w:val="false"/>
+              <w:suppressAutoHyphens w:val="true"/>
+              <w:spacing w:lineRule="auto" w:line="240" w:before="0" w:after="0"/>
+              <w:contextualSpacing/>
+              <w:jc w:val="center"/>
+              <w:rPr>
+                <w:sz w:val="22"/>
+                <w:szCs w:val="22"/>
+                <w:lang w:val="en-US"/>
+              </w:rPr>
+            </w:pPr>
+            <w:r>
+              <w:rPr>
+                <w:sz w:val="22"/>
+                <w:szCs w:val="22"/>
+                <w:lang w:val="en-US"/>
+              </w:rPr>
+              <w:t>10.5</w:t>
+            </w:r>
+          </w:p>
+        </w:tc>
+      </w:tr>
+      <w:tr>
+        <w:trPr/>
+        <w:tc>
+          <w:tcPr>
+            <w:tcW w:w="705" w:type="dxa"/>
+            <w:tcBorders>
+              <w:top w:val="nil"/>
+            </w:tcBorders>
+            <w:vAlign w:val="center"/>
+          </w:tcPr>
+          <w:p>
+            <w:pPr>
+              <w:pStyle w:val="Normal"/>
+              <w:widowControl w:val="false"/>
+              <w:suppressAutoHyphens w:val="true"/>
+              <w:spacing w:lineRule="auto" w:line="240" w:before="0" w:after="0"/>
+              <w:contextualSpacing/>
+              <w:jc w:val="center"/>
+              <w:rPr>
+                <w:lang w:val="en-US"/>
+              </w:rPr>
+            </w:pPr>
+            <w:r>
+              <w:rPr>
+                <w:sz w:val="20"/>
+                <w:lang w:val="en-US"/>
+              </w:rPr>
+              <w:t>18</w:t>
+            </w:r>
+          </w:p>
+        </w:tc>
+        <w:tc>
+          <w:tcPr>
+            <w:tcW w:w="5391" w:type="dxa"/>
+            <w:tcBorders>
+              <w:top w:val="nil"/>
+            </w:tcBorders>
+          </w:tcPr>
+          <w:p>
+            <w:pPr>
+              <w:pStyle w:val="Normal"/>
+              <w:widowControl w:val="false"/>
+              <w:suppressAutoHyphens w:val="true"/>
+              <w:spacing w:lineRule="auto" w:line="240" w:before="0" w:after="0"/>
+              <w:contextualSpacing/>
+              <w:jc w:val="both"/>
+              <w:rPr>
+                <w:rFonts w:ascii="Times New Roman" w:hAnsi="Times New Roman"/>
+                <w:lang w:val="en-US"/>
+              </w:rPr>
+            </w:pPr>
+            <w:r>
+              <w:rPr>
+                <w:rFonts w:ascii="Times New Roman" w:hAnsi="Times New Roman"/>
+                <w:sz w:val="20"/>
+                <w:lang w:val="en-US"/>
+              </w:rPr>
+              <w:t>Сложность удержания ключевых экспертов по криптографии</w:t>
+            </w:r>
+          </w:p>
+        </w:tc>
+        <w:tc>
+          <w:tcPr>
+            <w:tcW w:w="1616" w:type="dxa"/>
+            <w:tcBorders>
+              <w:top w:val="nil"/>
+            </w:tcBorders>
+          </w:tcPr>
+          <w:p>
+            <w:pPr>
+              <w:pStyle w:val="Normal"/>
+              <w:widowControl w:val="false"/>
+              <w:suppressAutoHyphens w:val="true"/>
+              <w:spacing w:lineRule="auto" w:line="240" w:before="0" w:after="0"/>
+              <w:contextualSpacing/>
+              <w:jc w:val="center"/>
+              <w:rPr>
+                <w:sz w:val="22"/>
+                <w:szCs w:val="22"/>
+                <w:lang w:val="en-US"/>
+              </w:rPr>
+            </w:pPr>
+            <w:r>
+              <w:rPr>
+                <w:sz w:val="22"/>
+                <w:szCs w:val="22"/>
+                <w:lang w:val="en-US"/>
+              </w:rPr>
+              <w:t>10</w:t>
+            </w:r>
+          </w:p>
+        </w:tc>
+        <w:tc>
+          <w:tcPr>
+            <w:tcW w:w="1893" w:type="dxa"/>
+            <w:tcBorders>
+              <w:top w:val="nil"/>
+            </w:tcBorders>
+          </w:tcPr>
+          <w:p>
+            <w:pPr>
+              <w:pStyle w:val="Normal"/>
+              <w:widowControl w:val="false"/>
+              <w:suppressAutoHyphens w:val="true"/>
+              <w:spacing w:lineRule="auto" w:line="240" w:before="0" w:after="0"/>
+              <w:contextualSpacing/>
+              <w:jc w:val="center"/>
+              <w:rPr>
+                <w:sz w:val="22"/>
+                <w:szCs w:val="22"/>
+                <w:lang w:val="en-US"/>
+              </w:rPr>
+            </w:pPr>
+            <w:r>
+              <w:rPr>
+                <w:sz w:val="22"/>
+                <w:szCs w:val="22"/>
+                <w:lang w:val="en-US"/>
+              </w:rPr>
+              <w:t>3.5</w:t>
+            </w:r>
+          </w:p>
+        </w:tc>
+      </w:tr>
+    </w:tbl>
+    <w:p>
+      <w:pPr>
+        <w:pStyle w:val="Normal"/>
+        <w:ind w:hanging="0"/>
+        <w:jc w:val="both"/>
+        <w:rPr>
+          <w:rFonts w:ascii="Times New Roman" w:hAnsi="Times New Roman" w:cs="Times New Roman"/>
+          <w:sz w:val="28"/>
+          <w:szCs w:val="28"/>
+        </w:rPr>
+      </w:pPr>
+      <w:r>
+        <w:rPr/>
+      </w:r>
+    </w:p>
     <w:p>
       <w:pPr>
         <w:pStyle w:val="Normal"/>
@@ -98,15 +2472,7 @@
           <w:sz w:val="28"/>
           <w:szCs w:val="28"/>
         </w:rPr>
-        <w:t xml:space="preserve"> концентрированного роста </w:t>
-      </w:r>
-      <w:r>
-        <w:rPr>
-          <w:rFonts w:cs="Times New Roman" w:ascii="Times New Roman" w:hAnsi="Times New Roman"/>
-          <w:sz w:val="28"/>
-          <w:szCs w:val="28"/>
-        </w:rPr>
-        <w:t xml:space="preserve">(стратегию усиления позиций на рынке): она развивает преимущественно один продукт (межсетевой экран) в преимущественно одном сегменте (госсектор), конкурируя с множеством других компаний. Компании </w:t>
+        <w:t xml:space="preserve"> концентрированного роста (стратегию усиления позиций на рынке): она развивает преимущественно один продукт (межсетевой экран) в преимущественно одном сегменте (госсектор), конкурируя с множеством других компаний. Компании </w:t>
       </w:r>
       <w:r>
         <w:rPr>
@@ -142,23 +2508,7 @@
           <w:sz w:val="28"/>
           <w:szCs w:val="28"/>
         </w:rPr>
-        <w:t xml:space="preserve"> стратегию развития рынка (выход на международный рынок и новые территории</w:t>
-      </w:r>
-      <w:r>
-        <w:rPr>
-          <w:rFonts w:cs="Times New Roman" w:ascii="Times New Roman" w:hAnsi="Times New Roman"/>
-          <w:sz w:val="28"/>
-          <w:szCs w:val="28"/>
-        </w:rPr>
-        <w:t>)</w:t>
-      </w:r>
-      <w:r>
-        <w:rPr>
-          <w:rFonts w:cs="Times New Roman" w:ascii="Times New Roman" w:hAnsi="Times New Roman"/>
-          <w:sz w:val="28"/>
-          <w:szCs w:val="28"/>
-        </w:rPr>
-        <w:t xml:space="preserve"> для снижения зависимости от госсектора и стратегию.</w:t>
+        <w:t xml:space="preserve"> стратегию развития рынка (выход на международный рынок и новые территории) для снижения зависимости от госсектора и стратегию.</w:t>
       </w:r>
     </w:p>
     <w:p>
@@ -178,23 +2528,7 @@
           <w:sz w:val="28"/>
           <w:szCs w:val="28"/>
         </w:rPr>
-        <w:t xml:space="preserve">Из конкурентных стратегий компания использует стратегию фокусирования </w:t>
-      </w:r>
-      <w:r>
-        <w:rPr>
-          <w:rFonts w:cs="Times New Roman" w:ascii="Times New Roman" w:hAnsi="Times New Roman"/>
-          <w:sz w:val="28"/>
-          <w:szCs w:val="28"/>
-        </w:rPr>
-        <w:t xml:space="preserve">(компания ориентирована на узкий сегмент: госсектор; и на специфичные продукты: СКЗИ, МСЭ) и, частично, стратегию дифференциации: наличие лицензий ФСБ и ФСТЭК в совокупности с сильной экспертизой в криптографии создает уникальность продукта. Компании можно рекомендовать усилить стратегию дифференциации: догнать и превзойти функционал конкурентов и повысить узнаваемость бренда; использовать стратегию быстрого реагирования </w:t>
-      </w:r>
-      <w:r>
-        <w:rPr>
-          <w:rFonts w:cs="Times New Roman" w:ascii="Times New Roman" w:hAnsi="Times New Roman"/>
-          <w:sz w:val="28"/>
-          <w:szCs w:val="28"/>
-        </w:rPr>
-        <w:t>(что важно ввиду быстро меняющегося рынка ИБ, давления конкурентов и частых регуляторных изменений).</w:t>
+        <w:t>Из конкурентных стратегий компания использует стратегию фокусирования (компания ориентирована на узкий сегмент: госсектор; и на специфичные продукты: СКЗИ, МСЭ) и, частично, стратегию дифференциации: наличие лицензий ФСБ и ФСТЭК в совокупности с сильной экспертизой в криптографии создает уникальность продукта. Компании можно рекомендовать усилить стратегию дифференциации: догнать и превзойти функционал конкурентов и повысить узнаваемость бренда; использовать стратегию быстрого реагирования (что важно ввиду быстро меняющегося рынка ИБ, давления конкурентов и частых регуляторных изменений).</w:t>
       </w:r>
     </w:p>
     <w:p>
@@ -231,6 +2565,7 @@
     <w:p>
       <w:pPr>
         <w:pStyle w:val="Normal"/>
+        <w:spacing w:before="0" w:after="200"/>
         <w:jc w:val="center"/>
         <w:rPr>
           <w:rFonts w:ascii="Times New Roman" w:hAnsi="Times New Roman" w:cs="Times New Roman"/>
